--- a/nisa_meltwater_sources.docx
+++ b/nisa_meltwater_sources.docx
@@ -271,7 +271,7 @@
         <w:t xml:space="preserve"> </w:t>
       </w:r>
       <w:r>
-        <w:t xml:space="preserve">not in the repository.</w:t>
+        <w:t xml:space="preserve">not in the repository, and neither are the impulse-response kernels.</w:t>
       </w:r>
       <w:r>
         <w:t xml:space="preserve"> </w:t>
@@ -283,19 +283,175 @@
         <w:t xml:space="preserve"> </w:t>
       </w:r>
       <w:r>
-        <w:t xml:space="preserve">is therefore evaluated on the</w:t>
-      </w:r>
-      <w:r>
-        <w:t xml:space="preserve"> </w:t>
-      </w:r>
-      <w:r>
-        <w:t xml:space="preserve">forcing side: the source-region anomaly each region would inject, before</w:t>
-      </w:r>
-      <w:r>
-        <w:t xml:space="preserve"> </w:t>
-      </w:r>
-      <w:r>
-        <w:t xml:space="preserve">ocean transport, AMOC-mode dependence and moisture transport to the cave.</w:t>
+        <w:t xml:space="preserve">is therefore evaluated in two ways. On the</w:t>
+      </w:r>
+      <w:r>
+        <w:t xml:space="preserve"> </w:t>
+      </w:r>
+      <w:r>
+        <w:rPr>
+          <w:i/>
+          <w:iCs/>
+        </w:rPr>
+        <w:t xml:space="preserve">forcing</w:t>
+      </w:r>
+      <w:r>
+        <w:rPr>
+          <w:i/>
+          <w:iCs/>
+        </w:rPr>
+        <w:t xml:space="preserve"> </w:t>
+      </w:r>
+      <w:r>
+        <w:rPr>
+          <w:i/>
+          <w:iCs/>
+        </w:rPr>
+        <w:t xml:space="preserve">side</w:t>
+      </w:r>
+      <w:r>
+        <w:t xml:space="preserve">, the regions’ source anomalies are compared before any ocean transport.</w:t>
+      </w:r>
+      <w:r>
+        <w:t xml:space="preserve"> </w:t>
+      </w:r>
+      <w:r>
+        <w:t xml:space="preserve">At the</w:t>
+      </w:r>
+      <w:r>
+        <w:t xml:space="preserve"> </w:t>
+      </w:r>
+      <w:r>
+        <w:rPr>
+          <w:i/>
+          <w:iCs/>
+        </w:rPr>
+        <w:t xml:space="preserve">proxy sites</w:t>
+      </w:r>
+      <w:r>
+        <w:t xml:space="preserve">, each source anomaly is weighted by the fraction of it</w:t>
+      </w:r>
+      <w:r>
+        <w:t xml:space="preserve"> </w:t>
+      </w:r>
+      <w:r>
+        <w:t xml:space="preserve">that reaches the site, using the transport weights of Endres et al. (2026b).</w:t>
+      </w:r>
+    </w:p>
+    <w:p>
+      <w:pPr>
+        <w:pStyle w:val="BodyText"/>
+      </w:pPr>
+      <w:r>
+        <w:rPr>
+          <w:b/>
+          <w:bCs/>
+        </w:rPr>
+        <w:t xml:space="preserve">Proxy sites and transport weights.</w:t>
+      </w:r>
+      <w:r>
+        <w:t xml:space="preserve"> </w:t>
+      </w:r>
+      <w:r>
+        <w:t xml:space="preserve">Endres et al. (2026b) evaluate ten</w:t>
+      </w:r>
+      <w:r>
+        <w:t xml:space="preserve"> </w:t>
+      </w:r>
+      <w:r>
+        <w:t xml:space="preserve">proxy sites. Nine of them have the information needed here (</w:t>
+      </w:r>
+      <w:hyperlink w:anchor="tbl-sites">
+        <w:r>
+          <w:rPr>
+            <w:rStyle w:val="Hyperlink"/>
+          </w:rPr>
+          <w:t xml:space="preserve">Table 3</w:t>
+        </w:r>
+      </w:hyperlink>
+      <w:r>
+        <w:t xml:space="preserve">):</w:t>
+      </w:r>
+      <w:r>
+        <w:t xml:space="preserve"> </w:t>
+      </w:r>
+      <w:r>
+        <w:t xml:space="preserve">six marine sediment cores, the NISA cave (La Vallina), Cave Without a Name</w:t>
+      </w:r>
+      <w:r>
+        <w:t xml:space="preserve"> </w:t>
+      </w:r>
+      <w:r>
+        <w:t xml:space="preserve">and the NGRIP ice core. Llarga Cave has no moisture-uptake mask and is also</w:t>
+      </w:r>
+      <w:r>
+        <w:t xml:space="preserve"> </w:t>
+      </w:r>
+      <w:r>
+        <w:t xml:space="preserve">absent from their Fig. 7. For each site, source region and AMOC mode (cold</w:t>
+      </w:r>
+      <w:r>
+        <w:t xml:space="preserve"> </w:t>
+      </w:r>
+      <w:r>
+        <w:t xml:space="preserve">and zonal), the paper gives the fraction of the source-region δ¹⁸O anomaly</w:t>
+      </w:r>
+      <w:r>
+        <w:t xml:space="preserve"> </w:t>
+      </w:r>
+      <w:r>
+        <w:t xml:space="preserve">that reaches the site after 500 yr of constant input. For land sites the</w:t>
+      </w:r>
+      <w:r>
+        <w:t xml:space="preserve"> </w:t>
+      </w:r>
+      <w:r>
+        <w:t xml:space="preserve">ocean anomaly is weighted by the site’s moisture-uptake area. These weights</w:t>
+      </w:r>
+      <w:r>
+        <w:t xml:space="preserve"> </w:t>
+      </w:r>
+      <w:r>
+        <w:t xml:space="preserve">were taken from the paper’s figure data</w:t>
+      </w:r>
+      <w:r>
+        <w:t xml:space="preserve"> </w:t>
+      </w:r>
+      <w:r>
+        <w:t xml:space="preserve">(</w:t>
+      </w:r>
+      <w:r>
+        <w:rPr>
+          <w:rStyle w:val="VerbatimChar"/>
+        </w:rPr>
+        <w:t xml:space="preserve">data/meltmodel_site_weights.csv</w:t>
+      </w:r>
+      <w:r>
+        <w:t xml:space="preserve">; provenance in</w:t>
+      </w:r>
+      <w:r>
+        <w:t xml:space="preserve"> </w:t>
+      </w:r>
+      <w:r>
+        <w:rPr>
+          <w:rStyle w:val="VerbatimChar"/>
+        </w:rPr>
+        <w:t xml:space="preserve">data/meltmodel_site_weights.md</w:t>
+      </w:r>
+      <w:r>
+        <w:t xml:space="preserve">). They range from</w:t>
+      </w:r>
+      <w:r>
+        <w:t xml:space="preserve"> </w:t>
+      </w:r>
+      <w:r>
+        <w:t xml:space="preserve">0.0001 to 0.069, so a site sees</w:t>
+      </w:r>
+      <w:r>
+        <w:t xml:space="preserve"> </w:t>
+      </w:r>
+      <w:r>
+        <w:t xml:space="preserve">at most about 7 % of a region’s source anomaly.</w:t>
       </w:r>
     </w:p>
     <w:p>
@@ -524,6 +680,138 @@
         <w:t xml:space="preserve">step-to-step changes measures abruptness.</w:t>
       </w:r>
     </w:p>
+    <w:p>
+      <w:pPr>
+        <w:pStyle w:val="FirstParagraph"/>
+      </w:pPr>
+      <w:r>
+        <w:rPr>
+          <w:b/>
+          <w:bCs/>
+        </w:rPr>
+        <w:t xml:space="preserve">Anomaly at the proxy sites.</w:t>
+      </w:r>
+      <w:r>
+        <w:t xml:space="preserve"> </w:t>
+      </w:r>
+      <w:r>
+        <w:t xml:space="preserve">The anomaly at a site is approximated as the</w:t>
+      </w:r>
+      <w:r>
+        <w:t xml:space="preserve"> </w:t>
+      </w:r>
+      <w:r>
+        <w:t xml:space="preserve">weighted sum of the source anomalies, A</w:t>
+      </w:r>
+      <w:r>
+        <w:rPr>
+          <w:vertAlign w:val="subscript"/>
+        </w:rPr>
+        <w:t xml:space="preserve">site</w:t>
+      </w:r>
+      <w:r>
+        <w:t xml:space="preserve">(t) = Σ</w:t>
+      </w:r>
+      <w:r>
+        <w:rPr>
+          <w:vertAlign w:val="subscript"/>
+        </w:rPr>
+        <w:t xml:space="preserve">regions</w:t>
+      </w:r>
+      <w:r>
+        <w:t xml:space="preserve"> </w:t>
+      </w:r>
+      <w:r>
+        <w:t xml:space="preserve">w</w:t>
+      </w:r>
+      <w:r>
+        <w:rPr>
+          <w:vertAlign w:val="subscript"/>
+        </w:rPr>
+        <w:t xml:space="preserve">site,region</w:t>
+      </w:r>
+      <w:r>
+        <w:t xml:space="preserve"> </w:t>
+      </w:r>
+      <w:r>
+        <w:t xml:space="preserve">·</w:t>
+      </w:r>
+      <w:r>
+        <w:t xml:space="preserve"> </w:t>
+      </w:r>
+      <w:r>
+        <w:t xml:space="preserve">A</w:t>
+      </w:r>
+      <w:r>
+        <w:rPr>
+          <w:vertAlign w:val="subscript"/>
+        </w:rPr>
+        <w:t xml:space="preserve">region</w:t>
+      </w:r>
+      <w:r>
+        <w:t xml:space="preserve">(t), separately for the cold and the zonal AMOC mode. This is the</w:t>
+      </w:r>
+      <w:r>
+        <w:t xml:space="preserve"> </w:t>
+      </w:r>
+      <w:r>
+        <w:t xml:space="preserve">equilibrium limit of the forward-model convolution. It applies the 500-yr</w:t>
+      </w:r>
+      <w:r>
+        <w:t xml:space="preserve"> </w:t>
+      </w:r>
+      <w:r>
+        <w:t xml:space="preserve">response to every time step at once and ignores transit times of years to</w:t>
+      </w:r>
+      <w:r>
+        <w:t xml:space="preserve"> </w:t>
+      </w:r>
+      <w:r>
+        <w:t xml:space="preserve">centuries. Slow changes are therefore represented about right, but short</w:t>
+      </w:r>
+      <w:r>
+        <w:t xml:space="preserve"> </w:t>
+      </w:r>
+      <w:r>
+        <w:t xml:space="preserve">pulses are overstated and appear without delay. The source anomalies are</w:t>
+      </w:r>
+      <w:r>
+        <w:t xml:space="preserve"> </w:t>
+      </w:r>
+      <w:r>
+        <w:t xml:space="preserve">those of the discharge files, which are linear in discharge and are what the</w:t>
+      </w:r>
+      <w:r>
+        <w:t xml:space="preserve"> </w:t>
+      </w:r>
+      <w:r>
+        <w:t xml:space="preserve">forward-model draft convolves. Endres et al. (2026b) instead use a mixing</w:t>
+      </w:r>
+      <w:r>
+        <w:t xml:space="preserve"> </w:t>
+      </w:r>
+      <w:r>
+        <w:t xml:space="preserve">fraction that saturates for large inputs, so for the largest pulse in these</w:t>
+      </w:r>
+      <w:r>
+        <w:t xml:space="preserve"> </w:t>
+      </w:r>
+      <w:r>
+        <w:t xml:space="preserve">series the linear anomaly is up to 33 % larger. The</w:t>
+      </w:r>
+      <w:r>
+        <w:t xml:space="preserve"> </w:t>
+      </w:r>
+      <w:r>
+        <w:t xml:space="preserve">same importance and variability metrics as above are then computed for the</w:t>
+      </w:r>
+      <w:r>
+        <w:t xml:space="preserve"> </w:t>
+      </w:r>
+      <w:r>
+        <w:t xml:space="preserve">contributions at NISA.</w:t>
+      </w:r>
+    </w:p>
     <w:bookmarkEnd w:id="11"/>
     <w:bookmarkStart w:id="12" w:name="age-uncertainty-of-glas"/>
     <w:p>
@@ -628,7 +916,6 @@
     </w:p>
     <w:p>
       <w:pPr>
-        <w:pStyle w:val="Compact"/>
         <w:numPr>
           <w:ilvl w:val="0"/>
           <w:numId w:val="1002"/>
@@ -724,7 +1011,93 @@
     </w:p>
     <w:p>
       <w:pPr>
-        <w:pStyle w:val="Compact"/>
+        <w:numPr>
+          <w:ilvl w:val="0"/>
+          <w:numId w:val="1000"/>
+        </w:numPr>
+      </w:pPr>
+      <w:r>
+        <w:rPr>
+          <w:i/>
+          <w:iCs/>
+        </w:rPr>
+        <w:t xml:space="preserve">In plain terms:</w:t>
+      </w:r>
+      <w:r>
+        <w:t xml:space="preserve"> </w:t>
+      </w:r>
+      <w:r>
+        <w:t xml:space="preserve">the question is whether Glas δ¹⁸O is low when the</w:t>
+      </w:r>
+      <w:r>
+        <w:t xml:space="preserve"> </w:t>
+      </w:r>
+      <w:r>
+        <w:t xml:space="preserve">modelled meltwater anomaly is large, and whether one follows the other</w:t>
+      </w:r>
+      <w:r>
+        <w:t xml:space="preserve"> </w:t>
+      </w:r>
+      <w:r>
+        <w:t xml:space="preserve">with a delay. Glas samples are unevenly spaced, so instead of first</w:t>
+      </w:r>
+      <w:r>
+        <w:t xml:space="preserve"> </w:t>
+      </w:r>
+      <w:r>
+        <w:t xml:space="preserve">interpolating Glas onto a regular grid, every pair of a Glas value and a</w:t>
+      </w:r>
+      <w:r>
+        <w:t xml:space="preserve"> </w:t>
+      </w:r>
+      <w:r>
+        <w:t xml:space="preserve">discharge value contributes to the correlation with a weight that falls off</w:t>
+      </w:r>
+      <w:r>
+        <w:t xml:space="preserve"> </w:t>
+      </w:r>
+      <w:r>
+        <w:t xml:space="preserve">the further apart the two are in time. This is done twice. The first pass</w:t>
+      </w:r>
+      <w:r>
+        <w:t xml:space="preserve"> </w:t>
+      </w:r>
+      <w:r>
+        <w:t xml:space="preserve">uses the complete records, which mostly compares the slow deglacial trend.</w:t>
+      </w:r>
+      <w:r>
+        <w:t xml:space="preserve"> </w:t>
+      </w:r>
+      <w:r>
+        <w:t xml:space="preserve">The second pass first subtracts a running average (a 750-yr Gaussian) from</w:t>
+      </w:r>
+      <w:r>
+        <w:t xml:space="preserve"> </w:t>
+      </w:r>
+      <w:r>
+        <w:t xml:space="preserve">both records, so that only the fast, centennial wiggles remain, where</w:t>
+      </w:r>
+      <w:r>
+        <w:t xml:space="preserve"> </w:t>
+      </w:r>
+      <w:r>
+        <w:t xml:space="preserve">abrupt events show up. Finally, one record is shifted against the other in</w:t>
+      </w:r>
+      <w:r>
+        <w:t xml:space="preserve"> </w:t>
+      </w:r>
+      <w:r>
+        <w:t xml:space="preserve">100-yr steps, up to 2,000 yr in each direction, to see whether the</w:t>
+      </w:r>
+      <w:r>
+        <w:t xml:space="preserve"> </w:t>
+      </w:r>
+      <w:r>
+        <w:t xml:space="preserve">agreement improves when Glas leads or lags the discharge.</w:t>
+      </w:r>
+    </w:p>
+    <w:p>
+      <w:pPr>
         <w:numPr>
           <w:ilvl w:val="0"/>
           <w:numId w:val="1002"/>
@@ -804,7 +1177,6 @@
     </w:p>
     <w:p>
       <w:pPr>
-        <w:pStyle w:val="Compact"/>
         <w:numPr>
           <w:ilvl w:val="0"/>
           <w:numId w:val="1002"/>
@@ -881,7 +1253,6 @@
     </w:p>
     <w:p>
       <w:pPr>
-        <w:pStyle w:val="Compact"/>
         <w:numPr>
           <w:ilvl w:val="0"/>
           <w:numId w:val="1002"/>
@@ -927,7 +1298,6 @@
     </w:p>
     <w:p>
       <w:pPr>
-        <w:pStyle w:val="Compact"/>
         <w:numPr>
           <w:ilvl w:val="0"/>
           <w:numId w:val="1002"/>
@@ -973,7 +1343,6 @@
     </w:p>
     <w:p>
       <w:pPr>
-        <w:pStyle w:val="Compact"/>
         <w:numPr>
           <w:ilvl w:val="0"/>
           <w:numId w:val="1002"/>
@@ -1029,7 +1398,6 @@
     </w:p>
     <w:p>
       <w:pPr>
-        <w:pStyle w:val="Compact"/>
         <w:numPr>
           <w:ilvl w:val="0"/>
           <w:numId w:val="1002"/>
@@ -1063,7 +1431,7 @@
     </w:p>
     <w:bookmarkEnd w:id="13"/>
     <w:bookmarkEnd w:id="14"/>
-    <w:bookmarkStart w:id="48" w:name="results"/>
+    <w:bookmarkStart w:id="70" w:name="results"/>
     <w:p>
       <w:pPr>
         <w:pStyle w:val="Heading1"/>
@@ -1072,7 +1440,7 @@
         <w:t xml:space="preserve">Results</w:t>
       </w:r>
     </w:p>
-    <w:bookmarkStart w:id="21" w:name="X878060c71f86f12eeabf907d8b37a10f3c60ff8"/>
+    <w:bookmarkStart w:id="29" w:name="X878060c71f86f12eeabf907d8b37a10f3c60ff8"/>
     <w:p>
       <w:pPr>
         <w:pStyle w:val="Heading2"/>
@@ -1107,7 +1475,7 @@
           <w:rPr>
             <w:rStyle w:val="Hyperlink"/>
           </w:rPr>
-          <w:t xml:space="preserve">Figure 1</w:t>
+          <w:t xml:space="preserve">Figure 3</w:t>
         </w:r>
       </w:hyperlink>
       <w:r>
@@ -1357,6 +1725,100 @@
       </w:r>
       <w:r>
         <w:t xml:space="preserve">sectors.</w:t>
+      </w:r>
+    </w:p>
+    <w:p>
+      <w:pPr>
+        <w:pStyle w:val="BodyText"/>
+      </w:pPr>
+      <w:hyperlink w:anchor="fig-importance">
+        <w:r>
+          <w:rPr>
+            <w:rStyle w:val="Hyperlink"/>
+          </w:rPr>
+          <w:t xml:space="preserve">Figure 1</w:t>
+        </w:r>
+      </w:hyperlink>
+      <w:r>
+        <w:t xml:space="preserve"> </w:t>
+      </w:r>
+      <w:r>
+        <w:t xml:space="preserve">shows these shares directly. Within the Glas interval,</w:t>
+      </w:r>
+      <w:r>
+        <w:t xml:space="preserve"> </w:t>
+      </w:r>
+      <w:r>
+        <w:t xml:space="preserve">GLAC-1D spreads the anomaly over many regions with a European majority, while</w:t>
+      </w:r>
+      <w:r>
+        <w:t xml:space="preserve"> </w:t>
+      </w:r>
+      <w:r>
+        <w:t xml:space="preserve">ICE-6G concentrates it in the Laurentide sectors. Over the full series both</w:t>
+      </w:r>
+      <w:r>
+        <w:t xml:space="preserve"> </w:t>
+      </w:r>
+      <w:r>
+        <w:t xml:space="preserve">reconstructions become Laurentide-dominated.</w:t>
+      </w:r>
+      <w:r>
+        <w:t xml:space="preserve"> </w:t>
+      </w:r>
+      <w:hyperlink w:anchor="fig-radar">
+        <w:r>
+          <w:rPr>
+            <w:rStyle w:val="Hyperlink"/>
+          </w:rPr>
+          <w:t xml:space="preserve">Figure 2</w:t>
+        </w:r>
+      </w:hyperlink>
+      <w:r>
+        <w:t xml:space="preserve"> </w:t>
+      </w:r>
+      <w:r>
+        <w:t xml:space="preserve">compares all five</w:t>
+      </w:r>
+      <w:r>
+        <w:t xml:space="preserve"> </w:t>
+      </w:r>
+      <w:r>
+        <w:t xml:space="preserve">metrics of</w:t>
+      </w:r>
+      <w:r>
+        <w:t xml:space="preserve"> </w:t>
+      </w:r>
+      <w:hyperlink w:anchor="tbl-rank">
+        <w:r>
+          <w:rPr>
+            <w:rStyle w:val="Hyperlink"/>
+          </w:rPr>
+          <w:t xml:space="preserve">Table 1</w:t>
+        </w:r>
+      </w:hyperlink>
+      <w:r>
+        <w:t xml:space="preserve"> </w:t>
+      </w:r>
+      <w:r>
+        <w:t xml:space="preserve">and</w:t>
+      </w:r>
+      <w:r>
+        <w:t xml:space="preserve"> </w:t>
+      </w:r>
+      <w:hyperlink w:anchor="tbl-rankfull">
+        <w:r>
+          <w:rPr>
+            <w:rStyle w:val="Hyperlink"/>
+          </w:rPr>
+          <w:t xml:space="preserve">Table 2</w:t>
+        </w:r>
+      </w:hyperlink>
+      <w:r>
+        <w:t xml:space="preserve"> </w:t>
+      </w:r>
+      <w:r>
+        <w:t xml:space="preserve">region by region.</w:t>
       </w:r>
     </w:p>
     <w:tbl>
@@ -1372,7 +1834,165 @@
       <w:tr>
         <w:tc>
           <w:tcPr/>
-          <w:bookmarkStart w:id="18" w:name="fig-stack"/>
+          <w:bookmarkStart w:id="18" w:name="fig-importance"/>
+          <w:p>
+            <w:pPr>
+              <w:pStyle w:val="Compact"/>
+              <w:jc w:val="center"/>
+            </w:pPr>
+            <w:r>
+              <w:drawing>
+                <wp:inline>
+                  <wp:extent cx="5334000" cy="2590800"/>
+                  <wp:effectExtent b="0" l="0" r="0" t="0"/>
+                  <wp:docPr descr="" title="" id="16" name="Picture"/>
+                  <a:graphic>
+                    <a:graphicData uri="http://schemas.openxmlformats.org/drawingml/2006/picture">
+                      <pic:pic>
+                        <pic:nvPicPr>
+                          <pic:cNvPr descr="nisa_meltwater_sources_files/figure-docx/fig-importance-1.png" id="17" name="Picture"/>
+                          <pic:cNvPicPr>
+                            <a:picLocks noChangeArrowheads="1" noChangeAspect="1"/>
+                          </pic:cNvPicPr>
+                        </pic:nvPicPr>
+                        <pic:blipFill>
+                          <a:blip r:embed="rId15"/>
+                          <a:stretch>
+                            <a:fillRect/>
+                          </a:stretch>
+                        </pic:blipFill>
+                        <pic:spPr bwMode="auto">
+                          <a:xfrm>
+                            <a:off x="0" y="0"/>
+                            <a:ext cx="5334000" cy="2590800"/>
+                          </a:xfrm>
+                          <a:prstGeom prst="rect">
+                            <a:avLst/>
+                          </a:prstGeom>
+                          <a:noFill/>
+                          <a:ln w="9525">
+                            <a:noFill/>
+                            <a:headEnd/>
+                            <a:tailEnd/>
+                          </a:ln>
+                        </pic:spPr>
+                      </pic:pic>
+                    </a:graphicData>
+                  </a:graphic>
+                </wp:inline>
+              </w:drawing>
+            </w:r>
+          </w:p>
+          <w:p>
+            <w:pPr>
+              <w:jc w:val="center"/>
+            </w:pPr>
+            <w:pPr>
+              <w:jc w:val="left"/>
+              <w:spacing w:before="200"/>
+              <w:pStyle w:val="ImageCaption"/>
+            </w:pPr>
+            <w:r>
+              <w:t xml:space="preserve">Figure 1: Importance of the source regions: share of the summed source δ¹⁸O anomaly (500-yr grid, −35 ‰ end-member) within the Glas interval and over the full series. Regions are grouped by ice sheet (European, Greenland, Laurentide from left); labels give shares of at least 7 %, and the text at the right gives the European and Laurentide totals.</w:t>
+            </w:r>
+          </w:p>
+          <w:bookmarkEnd w:id="18"/>
+        </w:tc>
+      </w:tr>
+    </w:tbl>
+    <w:tbl>
+      <w:tblPr>
+        <w:tblStyle w:val="Table"/>
+        <w:tblW w:type="pct" w:w="5000"/>
+        <w:tblLayout w:type="fixed"/>
+        <w:tblLook w:firstRow="0" w:lastRow="0" w:firstColumn="0" w:lastColumn="0" w:noHBand="0" w:noVBand="0" w:val="0000"/>
+      </w:tblPr>
+      <w:tblGrid>
+        <w:gridCol w:w="7920"/>
+      </w:tblGrid>
+      <w:tr>
+        <w:tc>
+          <w:tcPr/>
+          <w:bookmarkStart w:id="22" w:name="fig-radar"/>
+          <w:p>
+            <w:pPr>
+              <w:pStyle w:val="Compact"/>
+              <w:jc w:val="center"/>
+            </w:pPr>
+            <w:r>
+              <w:drawing>
+                <wp:inline>
+                  <wp:extent cx="5334000" cy="5334000"/>
+                  <wp:effectExtent b="0" l="0" r="0" t="0"/>
+                  <wp:docPr descr="" title="" id="20" name="Picture"/>
+                  <a:graphic>
+                    <a:graphicData uri="http://schemas.openxmlformats.org/drawingml/2006/picture">
+                      <pic:pic>
+                        <pic:nvPicPr>
+                          <pic:cNvPr descr="nisa_meltwater_sources_files/figure-docx/fig-radar-1.png" id="21" name="Picture"/>
+                          <pic:cNvPicPr>
+                            <a:picLocks noChangeArrowheads="1" noChangeAspect="1"/>
+                          </pic:cNvPicPr>
+                        </pic:nvPicPr>
+                        <pic:blipFill>
+                          <a:blip r:embed="rId19"/>
+                          <a:stretch>
+                            <a:fillRect/>
+                          </a:stretch>
+                        </pic:blipFill>
+                        <pic:spPr bwMode="auto">
+                          <a:xfrm>
+                            <a:off x="0" y="0"/>
+                            <a:ext cx="5334000" cy="5334000"/>
+                          </a:xfrm>
+                          <a:prstGeom prst="rect">
+                            <a:avLst/>
+                          </a:prstGeom>
+                          <a:noFill/>
+                          <a:ln w="9525">
+                            <a:noFill/>
+                            <a:headEnd/>
+                            <a:tailEnd/>
+                          </a:ln>
+                        </pic:spPr>
+                      </pic:pic>
+                    </a:graphicData>
+                  </a:graphic>
+                </wp:inline>
+              </w:drawing>
+            </w:r>
+          </w:p>
+          <w:p>
+            <w:pPr>
+              <w:jc w:val="center"/>
+            </w:pPr>
+            <w:pPr>
+              <w:jc w:val="left"/>
+              <w:spacing w:before="200"/>
+              <w:pStyle w:val="ImageCaption"/>
+            </w:pPr>
+            <w:r>
+              <w:t xml:space="preserve">Figure 2: Region profiles for the five metrics of Tables 1 and 2 (500-yr grid). Each spoke is scaled to the largest value of that metric over all regions, both reconstructions and both periods, so the outer ring is the maximum. Solid lines: Glas interval; dashed: full series. Negative variance shares are drawn at zero.</w:t>
+            </w:r>
+          </w:p>
+          <w:bookmarkEnd w:id="22"/>
+        </w:tc>
+      </w:tr>
+    </w:tbl>
+    <w:tbl>
+      <w:tblPr>
+        <w:tblStyle w:val="Table"/>
+        <w:tblW w:type="pct" w:w="5000"/>
+        <w:tblLayout w:type="fixed"/>
+        <w:tblLook w:firstRow="0" w:lastRow="0" w:firstColumn="0" w:lastColumn="0" w:noHBand="0" w:noVBand="0" w:val="0000"/>
+      </w:tblPr>
+      <w:tblGrid>
+        <w:gridCol w:w="7920"/>
+      </w:tblGrid>
+      <w:tr>
+        <w:tc>
+          <w:tcPr/>
+          <w:bookmarkStart w:id="26" w:name="fig-stack"/>
           <w:p>
             <w:pPr>
               <w:pStyle w:val="Compact"/>
@@ -1383,18 +2003,18 @@
                 <wp:inline>
                   <wp:extent cx="5334000" cy="3810000"/>
                   <wp:effectExtent b="0" l="0" r="0" t="0"/>
-                  <wp:docPr descr="" title="" id="16" name="Picture"/>
+                  <wp:docPr descr="" title="" id="24" name="Picture"/>
                   <a:graphic>
                     <a:graphicData uri="http://schemas.openxmlformats.org/drawingml/2006/picture">
                       <pic:pic>
                         <pic:nvPicPr>
-                          <pic:cNvPr descr="nisa_meltwater_sources_files/figure-docx/fig-stack-1.png" id="17" name="Picture"/>
+                          <pic:cNvPr descr="nisa_meltwater_sources_files/figure-docx/fig-stack-1.png" id="25" name="Picture"/>
                           <pic:cNvPicPr>
                             <a:picLocks noChangeArrowheads="1" noChangeAspect="1"/>
                           </pic:cNvPicPr>
                         </pic:nvPicPr>
                         <pic:blipFill>
-                          <a:blip r:embed="rId15"/>
+                          <a:blip r:embed="rId23"/>
                           <a:stretch>
                             <a:fillRect/>
                           </a:stretch>
@@ -1431,10 +2051,10 @@
               <w:pStyle w:val="ImageCaption"/>
             </w:pPr>
             <w:r>
-              <w:t xml:space="preserve">Figure 1: Source-region δ¹⁸O anomalies (−35 ‰ end-member) at native resolution, stacked so the lower envelope is the summed anomaly. GIS_GreenlandSea and EIS_MedSea are combined as Other. Grey shading marks the Glas interval.</w:t>
+              <w:t xml:space="preserve">Figure 3: Source-region δ¹⁸O anomalies (−35 ‰ end-member) at native resolution, stacked so the lower envelope is the summed anomaly. Colours follow the region colours of Endres et al. (2026b). Grey shading marks the Glas interval.</w:t>
             </w:r>
           </w:p>
-          <w:bookmarkEnd w:id="18"/>
+          <w:bookmarkEnd w:id="26"/>
         </w:tc>
       </w:tr>
     </w:tbl>
@@ -1451,7 +2071,7 @@
       <w:tr>
         <w:tc>
           <w:tcPr/>
-          <w:bookmarkStart w:id="19" w:name="tbl-rank"/>
+          <w:bookmarkStart w:id="27" w:name="tbl-rank"/>
           <w:p>
             <w:pPr>
               <w:jc w:val="center"/>
@@ -3420,7 +4040,7 @@
               </w:tc>
             </w:tr>
           </w:tbl>
-          <w:bookmarkEnd w:id="19"/>
+          <w:bookmarkEnd w:id="27"/>
           <w:p/>
         </w:tc>
       </w:tr>
@@ -3446,7 +4066,7 @@
       <w:tr>
         <w:tc>
           <w:tcPr/>
-          <w:bookmarkStart w:id="20" w:name="tbl-rankfull"/>
+          <w:bookmarkStart w:id="28" w:name="tbl-rankfull"/>
           <w:p>
             <w:pPr>
               <w:jc w:val="center"/>
@@ -5415,80 +6035,194 @@
               </w:tc>
             </w:tr>
           </w:tbl>
-          <w:bookmarkEnd w:id="20"/>
+          <w:bookmarkEnd w:id="28"/>
           <w:p/>
         </w:tc>
       </w:tr>
     </w:tbl>
-    <w:bookmarkEnd w:id="21"/>
-    <w:bookmarkStart w:id="26" w:name="the-glas-age-model-ensemble"/>
+    <w:bookmarkEnd w:id="29"/>
+    <w:bookmarkStart w:id="39" w:name="X162576046fb258f04f428373bb8b9c3a2cae3ef"/>
     <w:p>
       <w:pPr>
         <w:pStyle w:val="Heading2"/>
       </w:pPr>
       <w:r>
-        <w:t xml:space="preserve">The Glas age-model ensemble</w:t>
+        <w:t xml:space="preserve">Transport-weighted anomaly at the proxy sites</w:t>
       </w:r>
     </w:p>
     <w:p>
       <w:pPr>
         <w:pStyle w:val="FirstParagraph"/>
       </w:pPr>
-      <w:r>
-        <w:t xml:space="preserve">The rerun Bchron ensemble reproduces the published chronology</w:t>
-      </w:r>
-      <w:r>
-        <w:t xml:space="preserve"> </w:t>
-      </w:r>
-      <w:r>
-        <w:t xml:space="preserve">(</w:t>
-      </w:r>
-      <w:hyperlink w:anchor="fig-agemodel">
+      <w:hyperlink w:anchor="fig-sites">
         <w:r>
           <w:rPr>
             <w:rStyle w:val="Hyperlink"/>
           </w:rPr>
-          <w:t xml:space="preserve">Figure 2</w:t>
+          <w:t xml:space="preserve">Figure 4</w:t>
         </w:r>
       </w:hyperlink>
       <w:r>
-        <w:t xml:space="preserve">). The ensemble median differs from the published ages by</w:t>
-      </w:r>
-      <w:r>
-        <w:t xml:space="preserve"> </w:t>
-      </w:r>
-      <w:r>
-        <w:t xml:space="preserve">81 yr root-mean-square and at most</w:t>
-      </w:r>
-      <w:r>
-        <w:t xml:space="preserve"> </w:t>
-      </w:r>
-      <w:r>
-        <w:t xml:space="preserve">305 yr, at 18.2 mm.</w:t>
-      </w:r>
-      <w:r>
-        <w:t xml:space="preserve"> </w:t>
-      </w:r>
-      <w:r>
-        <w:t xml:space="preserve">The median 95 % half-width is 171 yr, against</w:t>
-      </w:r>
-      <w:r>
-        <w:t xml:space="preserve"> </w:t>
-      </w:r>
-      <w:r>
-        <w:t xml:space="preserve">149 yr for the published uncertainties, and it grows to</w:t>
-      </w:r>
-      <w:r>
-        <w:t xml:space="preserve"> </w:t>
-      </w:r>
-      <w:r>
-        <w:t xml:space="preserve">766 yr at the young end of the record, where the two</w:t>
-      </w:r>
-      <w:r>
-        <w:t xml:space="preserve"> </w:t>
-      </w:r>
-      <w:r>
-        <w:t xml:space="preserve">youngest dates are 2,010 yr apart.</w:t>
+        <w:t xml:space="preserve"> </w:t>
+      </w:r>
+      <w:r>
+        <w:t xml:space="preserve">shows the transport-weighted anomaly at all nine sites. The</w:t>
+      </w:r>
+      <w:r>
+        <w:t xml:space="preserve"> </w:t>
+      </w:r>
+      <w:r>
+        <w:t xml:space="preserve">anomaly is largest in the Nordic Seas and the subpolar North Atlantic and</w:t>
+      </w:r>
+      <w:r>
+        <w:t xml:space="preserve"> </w:t>
+      </w:r>
+      <w:r>
+        <w:t xml:space="preserve">smallest at the continental sites. PS2644-5 averages</w:t>
+      </w:r>
+      <w:r>
+        <w:t xml:space="preserve"> </w:t>
+      </w:r>
+      <w:r>
+        <w:t xml:space="preserve">-0.25 ‰ over the Glas interval with</w:t>
+      </w:r>
+      <w:r>
+        <w:t xml:space="preserve"> </w:t>
+      </w:r>
+      <w:r>
+        <w:t xml:space="preserve">GLAC-1D in the cold mode, compared with</w:t>
+      </w:r>
+      <w:r>
+        <w:t xml:space="preserve"> </w:t>
+      </w:r>
+      <w:r>
+        <w:t xml:space="preserve">-0.09 ‰ at NISA. In the zonal</w:t>
+      </w:r>
+      <w:r>
+        <w:t xml:space="preserve"> </w:t>
+      </w:r>
+      <w:r>
+        <w:t xml:space="preserve">mode, with a strong AMOC, the sites receive between</w:t>
+      </w:r>
+      <w:r>
+        <w:t xml:space="preserve"> </w:t>
+      </w:r>
+      <w:r>
+        <w:t xml:space="preserve">19 and 91 % of the</w:t>
+      </w:r>
+      <w:r>
+        <w:t xml:space="preserve"> </w:t>
+      </w:r>
+      <w:r>
+        <w:t xml:space="preserve">cold-mode anomaly (median 51 %), because more</w:t>
+      </w:r>
+      <w:r>
+        <w:t xml:space="preserve"> </w:t>
+      </w:r>
+      <w:r>
+        <w:t xml:space="preserve">of the meltwater is exported from the surface North Atlantic.</w:t>
+      </w:r>
+      <w:r>
+        <w:t xml:space="preserve"> </w:t>
+      </w:r>
+      <w:hyperlink w:anchor="tbl-sites">
+        <w:r>
+          <w:rPr>
+            <w:rStyle w:val="Hyperlink"/>
+          </w:rPr>
+          <w:t xml:space="preserve">Table 3</w:t>
+        </w:r>
+      </w:hyperlink>
+      <w:r>
+        <w:t xml:space="preserve"> </w:t>
+      </w:r>
+      <w:r>
+        <w:t xml:space="preserve">lists the sites and their Glas-interval means.</w:t>
+      </w:r>
+    </w:p>
+    <w:p>
+      <w:pPr>
+        <w:pStyle w:val="BodyText"/>
+      </w:pPr>
+      <w:r>
+        <w:t xml:space="preserve">At NISA, weighting by transport changes the ranking of the source regions</w:t>
+      </w:r>
+      <w:r>
+        <w:t xml:space="preserve"> </w:t>
+      </w:r>
+      <w:r>
+        <w:t xml:space="preserve">(</w:t>
+      </w:r>
+      <w:hyperlink w:anchor="fig-nisa">
+        <w:r>
+          <w:rPr>
+            <w:rStyle w:val="Hyperlink"/>
+          </w:rPr>
+          <w:t xml:space="preserve">Figure 5</w:t>
+        </w:r>
+      </w:hyperlink>
+      <w:r>
+        <w:t xml:space="preserve">). In GLAC-1D, EIS_BayOfBiscay becomes the most</w:t>
+      </w:r>
+      <w:r>
+        <w:t xml:space="preserve"> </w:t>
+      </w:r>
+      <w:r>
+        <w:t xml:space="preserve">important contributor, with 33 % of</w:t>
+      </w:r>
+      <w:r>
+        <w:t xml:space="preserve"> </w:t>
+      </w:r>
+      <w:r>
+        <w:t xml:space="preserve">the anomaly in the cold mode and 34 %</w:t>
+      </w:r>
+      <w:r>
+        <w:t xml:space="preserve"> </w:t>
+      </w:r>
+      <w:r>
+        <w:t xml:space="preserve">in the zonal mode. The Bay of Biscay transports efficiently to the cave’s</w:t>
+      </w:r>
+      <w:r>
+        <w:t xml:space="preserve"> </w:t>
+      </w:r>
+      <w:r>
+        <w:t xml:space="preserve">moisture source, whereas the two Arctic sectors, which rank near the top on</w:t>
+      </w:r>
+      <w:r>
+        <w:t xml:space="preserve"> </w:t>
+      </w:r>
+      <w:r>
+        <w:t xml:space="preserve">the source side, reach NISA only weakly. In ICE-6G, LAU_GulfOfMexico</w:t>
+      </w:r>
+      <w:r>
+        <w:t xml:space="preserve"> </w:t>
+      </w:r>
+      <w:r>
+        <w:t xml:space="preserve">stays first, with 30 % (cold) and</w:t>
+      </w:r>
+      <w:r>
+        <w:t xml:space="preserve"> </w:t>
+      </w:r>
+      <w:r>
+        <w:t xml:space="preserve">44 % (zonal). The most variable</w:t>
+      </w:r>
+      <w:r>
+        <w:t xml:space="preserve"> </w:t>
+      </w:r>
+      <w:r>
+        <w:t xml:space="preserve">contribution at NISA is EIS_BayOfBiscay in GLAC-1D</w:t>
+      </w:r>
+      <w:r>
+        <w:t xml:space="preserve"> </w:t>
+      </w:r>
+      <w:r>
+        <w:t xml:space="preserve">and LAU_GulfOfMexico in ICE-6G</w:t>
+      </w:r>
+      <w:r>
+        <w:t xml:space="preserve"> </w:t>
+      </w:r>
+      <w:r>
+        <w:t xml:space="preserve">in both AMOC modes.</w:t>
       </w:r>
     </w:p>
     <w:tbl>
@@ -5504,7 +6238,1363 @@
       <w:tr>
         <w:tc>
           <w:tcPr/>
-          <w:bookmarkStart w:id="25" w:name="fig-agemodel"/>
+          <w:bookmarkStart w:id="33" w:name="fig-sites"/>
+          <w:p>
+            <w:pPr>
+              <w:pStyle w:val="Compact"/>
+              <w:jc w:val="center"/>
+            </w:pPr>
+            <w:r>
+              <w:drawing>
+                <wp:inline>
+                  <wp:extent cx="5334000" cy="4724400"/>
+                  <wp:effectExtent b="0" l="0" r="0" t="0"/>
+                  <wp:docPr descr="" title="" id="31" name="Picture"/>
+                  <a:graphic>
+                    <a:graphicData uri="http://schemas.openxmlformats.org/drawingml/2006/picture">
+                      <pic:pic>
+                        <pic:nvPicPr>
+                          <pic:cNvPr descr="nisa_meltwater_sources_files/figure-docx/fig-sites-1.png" id="32" name="Picture"/>
+                          <pic:cNvPicPr>
+                            <a:picLocks noChangeArrowheads="1" noChangeAspect="1"/>
+                          </pic:cNvPicPr>
+                        </pic:nvPicPr>
+                        <pic:blipFill>
+                          <a:blip r:embed="rId30"/>
+                          <a:stretch>
+                            <a:fillRect/>
+                          </a:stretch>
+                        </pic:blipFill>
+                        <pic:spPr bwMode="auto">
+                          <a:xfrm>
+                            <a:off x="0" y="0"/>
+                            <a:ext cx="5334000" cy="4724400"/>
+                          </a:xfrm>
+                          <a:prstGeom prst="rect">
+                            <a:avLst/>
+                          </a:prstGeom>
+                          <a:noFill/>
+                          <a:ln w="9525">
+                            <a:noFill/>
+                            <a:headEnd/>
+                            <a:tailEnd/>
+                          </a:ln>
+                        </pic:spPr>
+                      </pic:pic>
+                    </a:graphicData>
+                  </a:graphic>
+                </wp:inline>
+              </w:drawing>
+            </w:r>
+          </w:p>
+          <w:p>
+            <w:pPr>
+              <w:jc w:val="center"/>
+            </w:pPr>
+            <w:pPr>
+              <w:jc w:val="left"/>
+              <w:spacing w:before="200"/>
+              <w:pStyle w:val="ImageCaption"/>
+            </w:pPr>
+            <w:r>
+              <w:t xml:space="preserve">Figure 4: Transport-weighted δ¹⁸O anomaly at the nine proxy sites of Endres et al. (2026b), ordered from north to south: the sum over regions of the source anomaly (−35 ‰ end-member) times the site’s transport weight. Solid lines: cold (weak) AMOC mode; dashed: zonal (strong) mode. Grey shading marks the Glas interval. This is an equilibrium approximation that ignores transit times, so short pulses are overstated.</w:t>
+            </w:r>
+          </w:p>
+          <w:bookmarkEnd w:id="33"/>
+        </w:tc>
+      </w:tr>
+    </w:tbl>
+    <w:tbl>
+      <w:tblPr>
+        <w:tblStyle w:val="Table"/>
+        <w:tblW w:type="pct" w:w="5000"/>
+        <w:tblLayout w:type="fixed"/>
+        <w:tblLook w:firstRow="0" w:lastRow="0" w:firstColumn="0" w:lastColumn="0" w:noHBand="0" w:noVBand="0" w:val="0000"/>
+      </w:tblPr>
+      <w:tblGrid>
+        <w:gridCol w:w="7920"/>
+      </w:tblGrid>
+      <w:tr>
+        <w:tc>
+          <w:tcPr/>
+          <w:bookmarkStart w:id="34" w:name="tbl-sites"/>
+          <w:p>
+            <w:pPr>
+              <w:jc w:val="center"/>
+            </w:pPr>
+            <w:pPr>
+              <w:jc w:val="left"/>
+              <w:spacing w:before="200"/>
+              <w:pStyle w:val="ImageCaption"/>
+            </w:pPr>
+            <w:r>
+              <w:t xml:space="preserve">Table 3: Proxy sites of Endres et al. (2026b) used here, from north to south, with the mean transport-weighted δ¹⁸O anomaly over the Glas interval (‰, −35 ‰ end-member) for each reconstruction and AMOC mode.</w:t>
+            </w:r>
+          </w:p>
+          <w:tbl>
+            <w:tblPr>
+              <w:tblStyle w:val="Table"/>
+              <w:tblW w:type="pct" w:w="5000"/>
+              <w:tblLayout w:type="fixed"/>
+              <w:tblLook w:firstRow="1" w:lastRow="0" w:firstColumn="0" w:lastColumn="0" w:noHBand="0" w:noVBand="0" w:val="0020"/>
+            </w:tblPr>
+            <w:tblGrid>
+              <w:gridCol w:w="1427"/>
+              <w:gridCol w:w="1498"/>
+              <w:gridCol w:w="642"/>
+              <w:gridCol w:w="642"/>
+              <w:gridCol w:w="927"/>
+              <w:gridCol w:w="998"/>
+              <w:gridCol w:w="856"/>
+              <w:gridCol w:w="927"/>
+            </w:tblGrid>
+            <w:tr>
+              <w:trPr>
+                <w:tblHeader w:val="on"/>
+              </w:trPr>
+              <w:tc>
+                <w:tcPr/>
+                <w:p>
+                  <w:pPr>
+                    <w:pStyle w:val="Compact"/>
+                    <w:jc w:val="left"/>
+                    <w:jc w:val="center"/>
+                  </w:pPr>
+                  <w:r>
+                    <w:t xml:space="preserve">Site</w:t>
+                  </w:r>
+                </w:p>
+              </w:tc>
+              <w:tc>
+                <w:tcPr/>
+                <w:p>
+                  <w:pPr>
+                    <w:pStyle w:val="Compact"/>
+                    <w:jc w:val="left"/>
+                    <w:jc w:val="center"/>
+                  </w:pPr>
+                  <w:r>
+                    <w:t xml:space="preserve">Type</w:t>
+                  </w:r>
+                </w:p>
+              </w:tc>
+              <w:tc>
+                <w:tcPr/>
+                <w:p>
+                  <w:pPr>
+                    <w:pStyle w:val="Compact"/>
+                    <w:jc w:val="left"/>
+                    <w:jc w:val="center"/>
+                  </w:pPr>
+                  <w:r>
+                    <w:t xml:space="preserve">Lat (°N)</w:t>
+                  </w:r>
+                </w:p>
+              </w:tc>
+              <w:tc>
+                <w:tcPr/>
+                <w:p>
+                  <w:pPr>
+                    <w:pStyle w:val="Compact"/>
+                    <w:jc w:val="left"/>
+                    <w:jc w:val="center"/>
+                  </w:pPr>
+                  <w:r>
+                    <w:t xml:space="preserve">Lon (°E)</w:t>
+                  </w:r>
+                </w:p>
+              </w:tc>
+              <w:tc>
+                <w:tcPr/>
+                <w:p>
+                  <w:pPr>
+                    <w:pStyle w:val="Compact"/>
+                    <w:jc w:val="left"/>
+                    <w:jc w:val="center"/>
+                  </w:pPr>
+                  <w:r>
+                    <w:t xml:space="preserve">GLAC-1D cold</w:t>
+                  </w:r>
+                </w:p>
+              </w:tc>
+              <w:tc>
+                <w:tcPr/>
+                <w:p>
+                  <w:pPr>
+                    <w:pStyle w:val="Compact"/>
+                    <w:jc w:val="left"/>
+                    <w:jc w:val="center"/>
+                  </w:pPr>
+                  <w:r>
+                    <w:t xml:space="preserve">GLAC-1D zonal</w:t>
+                  </w:r>
+                </w:p>
+              </w:tc>
+              <w:tc>
+                <w:tcPr/>
+                <w:p>
+                  <w:pPr>
+                    <w:pStyle w:val="Compact"/>
+                    <w:jc w:val="left"/>
+                    <w:jc w:val="center"/>
+                  </w:pPr>
+                  <w:r>
+                    <w:t xml:space="preserve">ICE-6G cold</w:t>
+                  </w:r>
+                </w:p>
+              </w:tc>
+              <w:tc>
+                <w:tcPr/>
+                <w:p>
+                  <w:pPr>
+                    <w:pStyle w:val="Compact"/>
+                    <w:jc w:val="left"/>
+                    <w:jc w:val="center"/>
+                  </w:pPr>
+                  <w:r>
+                    <w:t xml:space="preserve">ICE-6G zonal</w:t>
+                  </w:r>
+                </w:p>
+              </w:tc>
+            </w:tr>
+            <w:tr>
+              <w:tc>
+                <w:tcPr/>
+                <w:p>
+                  <w:pPr>
+                    <w:pStyle w:val="Compact"/>
+                    <w:jc w:val="left"/>
+                    <w:jc w:val="center"/>
+                  </w:pPr>
+                  <w:r>
+                    <w:t xml:space="preserve">NGRIP</w:t>
+                  </w:r>
+                </w:p>
+              </w:tc>
+              <w:tc>
+                <w:tcPr/>
+                <w:p>
+                  <w:pPr>
+                    <w:pStyle w:val="Compact"/>
+                    <w:jc w:val="left"/>
+                    <w:jc w:val="center"/>
+                  </w:pPr>
+                  <w:r>
+                    <w:t xml:space="preserve">Ice Core</w:t>
+                  </w:r>
+                </w:p>
+              </w:tc>
+              <w:tc>
+                <w:tcPr/>
+                <w:p>
+                  <w:pPr>
+                    <w:pStyle w:val="Compact"/>
+                    <w:jc w:val="left"/>
+                    <w:jc w:val="center"/>
+                  </w:pPr>
+                  <w:r>
+                    <w:t xml:space="preserve">75.1</w:t>
+                  </w:r>
+                </w:p>
+              </w:tc>
+              <w:tc>
+                <w:tcPr/>
+                <w:p>
+                  <w:pPr>
+                    <w:pStyle w:val="Compact"/>
+                    <w:jc w:val="left"/>
+                    <w:jc w:val="center"/>
+                  </w:pPr>
+                  <w:r>
+                    <w:t xml:space="preserve">-42.3</w:t>
+                  </w:r>
+                </w:p>
+              </w:tc>
+              <w:tc>
+                <w:tcPr/>
+                <w:p>
+                  <w:pPr>
+                    <w:pStyle w:val="Compact"/>
+                    <w:jc w:val="left"/>
+                    <w:jc w:val="center"/>
+                  </w:pPr>
+                  <w:r>
+                    <w:t xml:space="preserve">-0.08</w:t>
+                  </w:r>
+                </w:p>
+              </w:tc>
+              <w:tc>
+                <w:tcPr/>
+                <w:p>
+                  <w:pPr>
+                    <w:pStyle w:val="Compact"/>
+                    <w:jc w:val="left"/>
+                    <w:jc w:val="center"/>
+                  </w:pPr>
+                  <w:r>
+                    <w:t xml:space="preserve">-0.05</w:t>
+                  </w:r>
+                </w:p>
+              </w:tc>
+              <w:tc>
+                <w:tcPr/>
+                <w:p>
+                  <w:pPr>
+                    <w:pStyle w:val="Compact"/>
+                    <w:jc w:val="left"/>
+                    <w:jc w:val="center"/>
+                  </w:pPr>
+                  <w:r>
+                    <w:t xml:space="preserve">-0.07</w:t>
+                  </w:r>
+                </w:p>
+              </w:tc>
+              <w:tc>
+                <w:tcPr/>
+                <w:p>
+                  <w:pPr>
+                    <w:pStyle w:val="Compact"/>
+                    <w:jc w:val="left"/>
+                    <w:jc w:val="center"/>
+                  </w:pPr>
+                  <w:r>
+                    <w:t xml:space="preserve">-0.05</w:t>
+                  </w:r>
+                </w:p>
+              </w:tc>
+            </w:tr>
+            <w:tr>
+              <w:tc>
+                <w:tcPr/>
+                <w:p>
+                  <w:pPr>
+                    <w:pStyle w:val="Compact"/>
+                    <w:jc w:val="left"/>
+                    <w:jc w:val="center"/>
+                  </w:pPr>
+                  <w:r>
+                    <w:t xml:space="preserve">PS2644-5</w:t>
+                  </w:r>
+                </w:p>
+              </w:tc>
+              <w:tc>
+                <w:tcPr/>
+                <w:p>
+                  <w:pPr>
+                    <w:pStyle w:val="Compact"/>
+                    <w:jc w:val="left"/>
+                    <w:jc w:val="center"/>
+                  </w:pPr>
+                  <w:r>
+                    <w:t xml:space="preserve">Marine Sediment Core</w:t>
+                  </w:r>
+                </w:p>
+              </w:tc>
+              <w:tc>
+                <w:tcPr/>
+                <w:p>
+                  <w:pPr>
+                    <w:pStyle w:val="Compact"/>
+                    <w:jc w:val="left"/>
+                    <w:jc w:val="center"/>
+                  </w:pPr>
+                  <w:r>
+                    <w:t xml:space="preserve">67.9</w:t>
+                  </w:r>
+                </w:p>
+              </w:tc>
+              <w:tc>
+                <w:tcPr/>
+                <w:p>
+                  <w:pPr>
+                    <w:pStyle w:val="Compact"/>
+                    <w:jc w:val="left"/>
+                    <w:jc w:val="center"/>
+                  </w:pPr>
+                  <w:r>
+                    <w:t xml:space="preserve">-21.8</w:t>
+                  </w:r>
+                </w:p>
+              </w:tc>
+              <w:tc>
+                <w:tcPr/>
+                <w:p>
+                  <w:pPr>
+                    <w:pStyle w:val="Compact"/>
+                    <w:jc w:val="left"/>
+                    <w:jc w:val="center"/>
+                  </w:pPr>
+                  <w:r>
+                    <w:t xml:space="preserve">-0.25</w:t>
+                  </w:r>
+                </w:p>
+              </w:tc>
+              <w:tc>
+                <w:tcPr/>
+                <w:p>
+                  <w:pPr>
+                    <w:pStyle w:val="Compact"/>
+                    <w:jc w:val="left"/>
+                    <w:jc w:val="center"/>
+                  </w:pPr>
+                  <w:r>
+                    <w:t xml:space="preserve">-0.12</w:t>
+                  </w:r>
+                </w:p>
+              </w:tc>
+              <w:tc>
+                <w:tcPr/>
+                <w:p>
+                  <w:pPr>
+                    <w:pStyle w:val="Compact"/>
+                    <w:jc w:val="left"/>
+                    <w:jc w:val="center"/>
+                  </w:pPr>
+                  <w:r>
+                    <w:t xml:space="preserve">-0.21</w:t>
+                  </w:r>
+                </w:p>
+              </w:tc>
+              <w:tc>
+                <w:tcPr/>
+                <w:p>
+                  <w:pPr>
+                    <w:pStyle w:val="Compact"/>
+                    <w:jc w:val="left"/>
+                    <w:jc w:val="center"/>
+                  </w:pPr>
+                  <w:r>
+                    <w:t xml:space="preserve">-0.11</w:t>
+                  </w:r>
+                </w:p>
+              </w:tc>
+            </w:tr>
+            <w:tr>
+              <w:tc>
+                <w:tcPr/>
+                <w:p>
+                  <w:pPr>
+                    <w:pStyle w:val="Compact"/>
+                    <w:jc w:val="left"/>
+                    <w:jc w:val="center"/>
+                  </w:pPr>
+                  <w:r>
+                    <w:t xml:space="preserve">MD95-2010</w:t>
+                  </w:r>
+                </w:p>
+              </w:tc>
+              <w:tc>
+                <w:tcPr/>
+                <w:p>
+                  <w:pPr>
+                    <w:pStyle w:val="Compact"/>
+                    <w:jc w:val="left"/>
+                    <w:jc w:val="center"/>
+                  </w:pPr>
+                  <w:r>
+                    <w:t xml:space="preserve">Marine Sediment Core</w:t>
+                  </w:r>
+                </w:p>
+              </w:tc>
+              <w:tc>
+                <w:tcPr/>
+                <w:p>
+                  <w:pPr>
+                    <w:pStyle w:val="Compact"/>
+                    <w:jc w:val="left"/>
+                    <w:jc w:val="center"/>
+                  </w:pPr>
+                  <w:r>
+                    <w:t xml:space="preserve">66.7</w:t>
+                  </w:r>
+                </w:p>
+              </w:tc>
+              <w:tc>
+                <w:tcPr/>
+                <w:p>
+                  <w:pPr>
+                    <w:pStyle w:val="Compact"/>
+                    <w:jc w:val="left"/>
+                    <w:jc w:val="center"/>
+                  </w:pPr>
+                  <w:r>
+                    <w:t xml:space="preserve">-4.6</w:t>
+                  </w:r>
+                </w:p>
+              </w:tc>
+              <w:tc>
+                <w:tcPr/>
+                <w:p>
+                  <w:pPr>
+                    <w:pStyle w:val="Compact"/>
+                    <w:jc w:val="left"/>
+                    <w:jc w:val="center"/>
+                  </w:pPr>
+                  <w:r>
+                    <w:t xml:space="preserve">-0.17</w:t>
+                  </w:r>
+                </w:p>
+              </w:tc>
+              <w:tc>
+                <w:tcPr/>
+                <w:p>
+                  <w:pPr>
+                    <w:pStyle w:val="Compact"/>
+                    <w:jc w:val="left"/>
+                    <w:jc w:val="center"/>
+                  </w:pPr>
+                  <w:r>
+                    <w:t xml:space="preserve">-0.07</w:t>
+                  </w:r>
+                </w:p>
+              </w:tc>
+              <w:tc>
+                <w:tcPr/>
+                <w:p>
+                  <w:pPr>
+                    <w:pStyle w:val="Compact"/>
+                    <w:jc w:val="left"/>
+                    <w:jc w:val="center"/>
+                  </w:pPr>
+                  <w:r>
+                    <w:t xml:space="preserve">-0.15</w:t>
+                  </w:r>
+                </w:p>
+              </w:tc>
+              <w:tc>
+                <w:tcPr/>
+                <w:p>
+                  <w:pPr>
+                    <w:pStyle w:val="Compact"/>
+                    <w:jc w:val="left"/>
+                    <w:jc w:val="center"/>
+                  </w:pPr>
+                  <w:r>
+                    <w:t xml:space="preserve">-0.06</w:t>
+                  </w:r>
+                </w:p>
+              </w:tc>
+            </w:tr>
+            <w:tr>
+              <w:tc>
+                <w:tcPr/>
+                <w:p>
+                  <w:pPr>
+                    <w:pStyle w:val="Compact"/>
+                    <w:jc w:val="left"/>
+                    <w:jc w:val="center"/>
+                  </w:pPr>
+                  <w:r>
+                    <w:t xml:space="preserve">MD03-2664</w:t>
+                  </w:r>
+                </w:p>
+              </w:tc>
+              <w:tc>
+                <w:tcPr/>
+                <w:p>
+                  <w:pPr>
+                    <w:pStyle w:val="Compact"/>
+                    <w:jc w:val="left"/>
+                    <w:jc w:val="center"/>
+                  </w:pPr>
+                  <w:r>
+                    <w:t xml:space="preserve">Marine Sediment Core</w:t>
+                  </w:r>
+                </w:p>
+              </w:tc>
+              <w:tc>
+                <w:tcPr/>
+                <w:p>
+                  <w:pPr>
+                    <w:pStyle w:val="Compact"/>
+                    <w:jc w:val="left"/>
+                    <w:jc w:val="center"/>
+                  </w:pPr>
+                  <w:r>
+                    <w:t xml:space="preserve">57.4</w:t>
+                  </w:r>
+                </w:p>
+              </w:tc>
+              <w:tc>
+                <w:tcPr/>
+                <w:p>
+                  <w:pPr>
+                    <w:pStyle w:val="Compact"/>
+                    <w:jc w:val="left"/>
+                    <w:jc w:val="center"/>
+                  </w:pPr>
+                  <w:r>
+                    <w:t xml:space="preserve">-48.6</w:t>
+                  </w:r>
+                </w:p>
+              </w:tc>
+              <w:tc>
+                <w:tcPr/>
+                <w:p>
+                  <w:pPr>
+                    <w:pStyle w:val="Compact"/>
+                    <w:jc w:val="left"/>
+                    <w:jc w:val="center"/>
+                  </w:pPr>
+                  <w:r>
+                    <w:t xml:space="preserve">-0.17</w:t>
+                  </w:r>
+                </w:p>
+              </w:tc>
+              <w:tc>
+                <w:tcPr/>
+                <w:p>
+                  <w:pPr>
+                    <w:pStyle w:val="Compact"/>
+                    <w:jc w:val="left"/>
+                    <w:jc w:val="center"/>
+                  </w:pPr>
+                  <w:r>
+                    <w:t xml:space="preserve">-0.08</w:t>
+                  </w:r>
+                </w:p>
+              </w:tc>
+              <w:tc>
+                <w:tcPr/>
+                <w:p>
+                  <w:pPr>
+                    <w:pStyle w:val="Compact"/>
+                    <w:jc w:val="left"/>
+                    <w:jc w:val="center"/>
+                  </w:pPr>
+                  <w:r>
+                    <w:t xml:space="preserve">-0.16</w:t>
+                  </w:r>
+                </w:p>
+              </w:tc>
+              <w:tc>
+                <w:tcPr/>
+                <w:p>
+                  <w:pPr>
+                    <w:pStyle w:val="Compact"/>
+                    <w:jc w:val="left"/>
+                    <w:jc w:val="center"/>
+                  </w:pPr>
+                  <w:r>
+                    <w:t xml:space="preserve">-0.08</w:t>
+                  </w:r>
+                </w:p>
+              </w:tc>
+            </w:tr>
+            <w:tr>
+              <w:tc>
+                <w:tcPr/>
+                <w:p>
+                  <w:pPr>
+                    <w:pStyle w:val="Compact"/>
+                    <w:jc w:val="left"/>
+                    <w:jc w:val="center"/>
+                  </w:pPr>
+                  <w:r>
+                    <w:t xml:space="preserve">ODP980</w:t>
+                  </w:r>
+                </w:p>
+              </w:tc>
+              <w:tc>
+                <w:tcPr/>
+                <w:p>
+                  <w:pPr>
+                    <w:pStyle w:val="Compact"/>
+                    <w:jc w:val="left"/>
+                    <w:jc w:val="center"/>
+                  </w:pPr>
+                  <w:r>
+                    <w:t xml:space="preserve">Marine Sediment Core</w:t>
+                  </w:r>
+                </w:p>
+              </w:tc>
+              <w:tc>
+                <w:tcPr/>
+                <w:p>
+                  <w:pPr>
+                    <w:pStyle w:val="Compact"/>
+                    <w:jc w:val="left"/>
+                    <w:jc w:val="center"/>
+                  </w:pPr>
+                  <w:r>
+                    <w:t xml:space="preserve">55.5</w:t>
+                  </w:r>
+                </w:p>
+              </w:tc>
+              <w:tc>
+                <w:tcPr/>
+                <w:p>
+                  <w:pPr>
+                    <w:pStyle w:val="Compact"/>
+                    <w:jc w:val="left"/>
+                    <w:jc w:val="center"/>
+                  </w:pPr>
+                  <w:r>
+                    <w:t xml:space="preserve">-14.7</w:t>
+                  </w:r>
+                </w:p>
+              </w:tc>
+              <w:tc>
+                <w:tcPr/>
+                <w:p>
+                  <w:pPr>
+                    <w:pStyle w:val="Compact"/>
+                    <w:jc w:val="left"/>
+                    <w:jc w:val="center"/>
+                  </w:pPr>
+                  <w:r>
+                    <w:t xml:space="preserve">-0.13</w:t>
+                  </w:r>
+                </w:p>
+              </w:tc>
+              <w:tc>
+                <w:tcPr/>
+                <w:p>
+                  <w:pPr>
+                    <w:pStyle w:val="Compact"/>
+                    <w:jc w:val="left"/>
+                    <w:jc w:val="center"/>
+                  </w:pPr>
+                  <w:r>
+                    <w:t xml:space="preserve">-0.06</w:t>
+                  </w:r>
+                </w:p>
+              </w:tc>
+              <w:tc>
+                <w:tcPr/>
+                <w:p>
+                  <w:pPr>
+                    <w:pStyle w:val="Compact"/>
+                    <w:jc w:val="left"/>
+                    <w:jc w:val="center"/>
+                  </w:pPr>
+                  <w:r>
+                    <w:t xml:space="preserve">-0.12</w:t>
+                  </w:r>
+                </w:p>
+              </w:tc>
+              <w:tc>
+                <w:tcPr/>
+                <w:p>
+                  <w:pPr>
+                    <w:pStyle w:val="Compact"/>
+                    <w:jc w:val="left"/>
+                    <w:jc w:val="center"/>
+                  </w:pPr>
+                  <w:r>
+                    <w:t xml:space="preserve">-0.06</w:t>
+                  </w:r>
+                </w:p>
+              </w:tc>
+            </w:tr>
+            <w:tr>
+              <w:tc>
+                <w:tcPr/>
+                <w:p>
+                  <w:pPr>
+                    <w:pStyle w:val="Compact"/>
+                    <w:jc w:val="left"/>
+                    <w:jc w:val="center"/>
+                  </w:pPr>
+                  <w:r>
+                    <w:t xml:space="preserve">La Vallina (NISA)</w:t>
+                  </w:r>
+                </w:p>
+              </w:tc>
+              <w:tc>
+                <w:tcPr/>
+                <w:p>
+                  <w:pPr>
+                    <w:pStyle w:val="Compact"/>
+                    <w:jc w:val="left"/>
+                    <w:jc w:val="center"/>
+                  </w:pPr>
+                  <w:r>
+                    <w:t xml:space="preserve">Speleothem</w:t>
+                  </w:r>
+                </w:p>
+              </w:tc>
+              <w:tc>
+                <w:tcPr/>
+                <w:p>
+                  <w:pPr>
+                    <w:pStyle w:val="Compact"/>
+                    <w:jc w:val="left"/>
+                    <w:jc w:val="center"/>
+                  </w:pPr>
+                  <w:r>
+                    <w:t xml:space="preserve">43.4</w:t>
+                  </w:r>
+                </w:p>
+              </w:tc>
+              <w:tc>
+                <w:tcPr/>
+                <w:p>
+                  <w:pPr>
+                    <w:pStyle w:val="Compact"/>
+                    <w:jc w:val="left"/>
+                    <w:jc w:val="center"/>
+                  </w:pPr>
+                  <w:r>
+                    <w:t xml:space="preserve">-4.8</w:t>
+                  </w:r>
+                </w:p>
+              </w:tc>
+              <w:tc>
+                <w:tcPr/>
+                <w:p>
+                  <w:pPr>
+                    <w:pStyle w:val="Compact"/>
+                    <w:jc w:val="left"/>
+                    <w:jc w:val="center"/>
+                  </w:pPr>
+                  <w:r>
+                    <w:t xml:space="preserve">-0.09</w:t>
+                  </w:r>
+                </w:p>
+              </w:tc>
+              <w:tc>
+                <w:tcPr/>
+                <w:p>
+                  <w:pPr>
+                    <w:pStyle w:val="Compact"/>
+                    <w:jc w:val="left"/>
+                    <w:jc w:val="center"/>
+                  </w:pPr>
+                  <w:r>
+                    <w:t xml:space="preserve">-0.04</w:t>
+                  </w:r>
+                </w:p>
+              </w:tc>
+              <w:tc>
+                <w:tcPr/>
+                <w:p>
+                  <w:pPr>
+                    <w:pStyle w:val="Compact"/>
+                    <w:jc w:val="left"/>
+                    <w:jc w:val="center"/>
+                  </w:pPr>
+                  <w:r>
+                    <w:t xml:space="preserve">-0.08</w:t>
+                  </w:r>
+                </w:p>
+              </w:tc>
+              <w:tc>
+                <w:tcPr/>
+                <w:p>
+                  <w:pPr>
+                    <w:pStyle w:val="Compact"/>
+                    <w:jc w:val="left"/>
+                    <w:jc w:val="center"/>
+                  </w:pPr>
+                  <w:r>
+                    <w:t xml:space="preserve">-0.04</w:t>
+                  </w:r>
+                </w:p>
+              </w:tc>
+            </w:tr>
+            <w:tr>
+              <w:tc>
+                <w:tcPr/>
+                <w:p>
+                  <w:pPr>
+                    <w:pStyle w:val="Compact"/>
+                    <w:jc w:val="left"/>
+                    <w:jc w:val="center"/>
+                  </w:pPr>
+                  <w:r>
+                    <w:t xml:space="preserve">MD95-2042</w:t>
+                  </w:r>
+                </w:p>
+              </w:tc>
+              <w:tc>
+                <w:tcPr/>
+                <w:p>
+                  <w:pPr>
+                    <w:pStyle w:val="Compact"/>
+                    <w:jc w:val="left"/>
+                    <w:jc w:val="center"/>
+                  </w:pPr>
+                  <w:r>
+                    <w:t xml:space="preserve">Marine Sediment Core</w:t>
+                  </w:r>
+                </w:p>
+              </w:tc>
+              <w:tc>
+                <w:tcPr/>
+                <w:p>
+                  <w:pPr>
+                    <w:pStyle w:val="Compact"/>
+                    <w:jc w:val="left"/>
+                    <w:jc w:val="center"/>
+                  </w:pPr>
+                  <w:r>
+                    <w:t xml:space="preserve">37.8</w:t>
+                  </w:r>
+                </w:p>
+              </w:tc>
+              <w:tc>
+                <w:tcPr/>
+                <w:p>
+                  <w:pPr>
+                    <w:pStyle w:val="Compact"/>
+                    <w:jc w:val="left"/>
+                    <w:jc w:val="center"/>
+                  </w:pPr>
+                  <w:r>
+                    <w:t xml:space="preserve">-10.2</w:t>
+                  </w:r>
+                </w:p>
+              </w:tc>
+              <w:tc>
+                <w:tcPr/>
+                <w:p>
+                  <w:pPr>
+                    <w:pStyle w:val="Compact"/>
+                    <w:jc w:val="left"/>
+                    <w:jc w:val="center"/>
+                  </w:pPr>
+                  <w:r>
+                    <w:t xml:space="preserve">-0.13</w:t>
+                  </w:r>
+                </w:p>
+              </w:tc>
+              <w:tc>
+                <w:tcPr/>
+                <w:p>
+                  <w:pPr>
+                    <w:pStyle w:val="Compact"/>
+                    <w:jc w:val="left"/>
+                    <w:jc w:val="center"/>
+                  </w:pPr>
+                  <w:r>
+                    <w:t xml:space="preserve">-0.02</w:t>
+                  </w:r>
+                </w:p>
+              </w:tc>
+              <w:tc>
+                <w:tcPr/>
+                <w:p>
+                  <w:pPr>
+                    <w:pStyle w:val="Compact"/>
+                    <w:jc w:val="left"/>
+                    <w:jc w:val="center"/>
+                  </w:pPr>
+                  <w:r>
+                    <w:t xml:space="preserve">-0.09</w:t>
+                  </w:r>
+                </w:p>
+              </w:tc>
+              <w:tc>
+                <w:tcPr/>
+                <w:p>
+                  <w:pPr>
+                    <w:pStyle w:val="Compact"/>
+                    <w:jc w:val="left"/>
+                    <w:jc w:val="center"/>
+                  </w:pPr>
+                  <w:r>
+                    <w:t xml:space="preserve">-0.03</w:t>
+                  </w:r>
+                </w:p>
+              </w:tc>
+            </w:tr>
+            <w:tr>
+              <w:tc>
+                <w:tcPr/>
+                <w:p>
+                  <w:pPr>
+                    <w:pStyle w:val="Compact"/>
+                    <w:jc w:val="left"/>
+                    <w:jc w:val="center"/>
+                  </w:pPr>
+                  <w:r>
+                    <w:t xml:space="preserve">Cave Without a Name</w:t>
+                  </w:r>
+                </w:p>
+              </w:tc>
+              <w:tc>
+                <w:tcPr/>
+                <w:p>
+                  <w:pPr>
+                    <w:pStyle w:val="Compact"/>
+                    <w:jc w:val="left"/>
+                    <w:jc w:val="center"/>
+                  </w:pPr>
+                  <w:r>
+                    <w:t xml:space="preserve">Speleothem</w:t>
+                  </w:r>
+                </w:p>
+              </w:tc>
+              <w:tc>
+                <w:tcPr/>
+                <w:p>
+                  <w:pPr>
+                    <w:pStyle w:val="Compact"/>
+                    <w:jc w:val="left"/>
+                    <w:jc w:val="center"/>
+                  </w:pPr>
+                  <w:r>
+                    <w:t xml:space="preserve">29.9</w:t>
+                  </w:r>
+                </w:p>
+              </w:tc>
+              <w:tc>
+                <w:tcPr/>
+                <w:p>
+                  <w:pPr>
+                    <w:pStyle w:val="Compact"/>
+                    <w:jc w:val="left"/>
+                    <w:jc w:val="center"/>
+                  </w:pPr>
+                  <w:r>
+                    <w:t xml:space="preserve">-98.6</w:t>
+                  </w:r>
+                </w:p>
+              </w:tc>
+              <w:tc>
+                <w:tcPr/>
+                <w:p>
+                  <w:pPr>
+                    <w:pStyle w:val="Compact"/>
+                    <w:jc w:val="left"/>
+                    <w:jc w:val="center"/>
+                  </w:pPr>
+                  <w:r>
+                    <w:t xml:space="preserve">-0.01</w:t>
+                  </w:r>
+                </w:p>
+              </w:tc>
+              <w:tc>
+                <w:tcPr/>
+                <w:p>
+                  <w:pPr>
+                    <w:pStyle w:val="Compact"/>
+                    <w:jc w:val="left"/>
+                    <w:jc w:val="center"/>
+                  </w:pPr>
+                  <w:r>
+                    <w:t xml:space="preserve">-0.01</w:t>
+                  </w:r>
+                </w:p>
+              </w:tc>
+              <w:tc>
+                <w:tcPr/>
+                <w:p>
+                  <w:pPr>
+                    <w:pStyle w:val="Compact"/>
+                    <w:jc w:val="left"/>
+                    <w:jc w:val="center"/>
+                  </w:pPr>
+                  <w:r>
+                    <w:t xml:space="preserve">-0.02</w:t>
+                  </w:r>
+                </w:p>
+              </w:tc>
+              <w:tc>
+                <w:tcPr/>
+                <w:p>
+                  <w:pPr>
+                    <w:pStyle w:val="Compact"/>
+                    <w:jc w:val="left"/>
+                    <w:jc w:val="center"/>
+                  </w:pPr>
+                  <w:r>
+                    <w:t xml:space="preserve">-0.02</w:t>
+                  </w:r>
+                </w:p>
+              </w:tc>
+            </w:tr>
+            <w:tr>
+              <w:tc>
+                <w:tcPr/>
+                <w:p>
+                  <w:pPr>
+                    <w:pStyle w:val="Compact"/>
+                    <w:jc w:val="left"/>
+                    <w:jc w:val="center"/>
+                  </w:pPr>
+                  <w:r>
+                    <w:t xml:space="preserve">MD02-2552</w:t>
+                  </w:r>
+                </w:p>
+              </w:tc>
+              <w:tc>
+                <w:tcPr/>
+                <w:p>
+                  <w:pPr>
+                    <w:pStyle w:val="Compact"/>
+                    <w:jc w:val="left"/>
+                    <w:jc w:val="center"/>
+                  </w:pPr>
+                  <w:r>
+                    <w:t xml:space="preserve">Marine Sediment Core</w:t>
+                  </w:r>
+                </w:p>
+              </w:tc>
+              <w:tc>
+                <w:tcPr/>
+                <w:p>
+                  <w:pPr>
+                    <w:pStyle w:val="Compact"/>
+                    <w:jc w:val="left"/>
+                    <w:jc w:val="center"/>
+                  </w:pPr>
+                  <w:r>
+                    <w:t xml:space="preserve">26.9</w:t>
+                  </w:r>
+                </w:p>
+              </w:tc>
+              <w:tc>
+                <w:tcPr/>
+                <w:p>
+                  <w:pPr>
+                    <w:pStyle w:val="Compact"/>
+                    <w:jc w:val="left"/>
+                    <w:jc w:val="center"/>
+                  </w:pPr>
+                  <w:r>
+                    <w:t xml:space="preserve">-91.3</w:t>
+                  </w:r>
+                </w:p>
+              </w:tc>
+              <w:tc>
+                <w:tcPr/>
+                <w:p>
+                  <w:pPr>
+                    <w:pStyle w:val="Compact"/>
+                    <w:jc w:val="left"/>
+                    <w:jc w:val="center"/>
+                  </w:pPr>
+                  <w:r>
+                    <w:t xml:space="preserve">-0.07</w:t>
+                  </w:r>
+                </w:p>
+              </w:tc>
+              <w:tc>
+                <w:tcPr/>
+                <w:p>
+                  <w:pPr>
+                    <w:pStyle w:val="Compact"/>
+                    <w:jc w:val="left"/>
+                    <w:jc w:val="center"/>
+                  </w:pPr>
+                  <w:r>
+                    <w:t xml:space="preserve">-0.04</w:t>
+                  </w:r>
+                </w:p>
+              </w:tc>
+              <w:tc>
+                <w:tcPr/>
+                <w:p>
+                  <w:pPr>
+                    <w:pStyle w:val="Compact"/>
+                    <w:jc w:val="left"/>
+                    <w:jc w:val="center"/>
+                  </w:pPr>
+                  <w:r>
+                    <w:t xml:space="preserve">-0.10</w:t>
+                  </w:r>
+                </w:p>
+              </w:tc>
+              <w:tc>
+                <w:tcPr/>
+                <w:p>
+                  <w:pPr>
+                    <w:pStyle w:val="Compact"/>
+                    <w:jc w:val="left"/>
+                    <w:jc w:val="center"/>
+                  </w:pPr>
+                  <w:r>
+                    <w:t xml:space="preserve">-0.07</w:t>
+                  </w:r>
+                </w:p>
+              </w:tc>
+            </w:tr>
+          </w:tbl>
+          <w:bookmarkEnd w:id="34"/>
+          <w:p/>
+        </w:tc>
+      </w:tr>
+    </w:tbl>
+    <w:tbl>
+      <w:tblPr>
+        <w:tblStyle w:val="Table"/>
+        <w:tblW w:type="pct" w:w="5000"/>
+        <w:tblLayout w:type="fixed"/>
+        <w:tblLook w:firstRow="0" w:lastRow="0" w:firstColumn="0" w:lastColumn="0" w:noHBand="0" w:noVBand="0" w:val="0000"/>
+      </w:tblPr>
+      <w:tblGrid>
+        <w:gridCol w:w="7920"/>
+      </w:tblGrid>
+      <w:tr>
+        <w:tc>
+          <w:tcPr/>
+          <w:bookmarkStart w:id="38" w:name="fig-nisa"/>
+          <w:p>
+            <w:pPr>
+              <w:pStyle w:val="Compact"/>
+              <w:jc w:val="center"/>
+            </w:pPr>
+            <w:r>
+              <w:drawing>
+                <wp:inline>
+                  <wp:extent cx="5334000" cy="2286000"/>
+                  <wp:effectExtent b="0" l="0" r="0" t="0"/>
+                  <wp:docPr descr="" title="" id="36" name="Picture"/>
+                  <a:graphic>
+                    <a:graphicData uri="http://schemas.openxmlformats.org/drawingml/2006/picture">
+                      <pic:pic>
+                        <pic:nvPicPr>
+                          <pic:cNvPr descr="nisa_meltwater_sources_files/figure-docx/fig-nisa-1.png" id="37" name="Picture"/>
+                          <pic:cNvPicPr>
+                            <a:picLocks noChangeArrowheads="1" noChangeAspect="1"/>
+                          </pic:cNvPicPr>
+                        </pic:nvPicPr>
+                        <pic:blipFill>
+                          <a:blip r:embed="rId35"/>
+                          <a:stretch>
+                            <a:fillRect/>
+                          </a:stretch>
+                        </pic:blipFill>
+                        <pic:spPr bwMode="auto">
+                          <a:xfrm>
+                            <a:off x="0" y="0"/>
+                            <a:ext cx="5334000" cy="2286000"/>
+                          </a:xfrm>
+                          <a:prstGeom prst="rect">
+                            <a:avLst/>
+                          </a:prstGeom>
+                          <a:noFill/>
+                          <a:ln w="9525">
+                            <a:noFill/>
+                            <a:headEnd/>
+                            <a:tailEnd/>
+                          </a:ln>
+                        </pic:spPr>
+                      </pic:pic>
+                    </a:graphicData>
+                  </a:graphic>
+                </wp:inline>
+              </w:drawing>
+            </w:r>
+          </w:p>
+          <w:p>
+            <w:pPr>
+              <w:jc w:val="center"/>
+            </w:pPr>
+            <w:pPr>
+              <w:jc w:val="left"/>
+              <w:spacing w:before="200"/>
+              <w:pStyle w:val="ImageCaption"/>
+            </w:pPr>
+            <w:r>
+              <w:t xml:space="preserve">Figure 5: Importance of the source regions at NISA after weighting by transport: share of the transport-weighted anomaly within the Glas interval, for each reconstruction and AMOC mode. Compare with the source-side shares in</w:t>
+            </w:r>
+            <w:r>
+              <w:t xml:space="preserve"> </w:t>
+            </w:r>
+            <w:hyperlink w:anchor="fig-importance">
+              <w:r>
+                <w:rPr>
+                  <w:rStyle w:val="Hyperlink"/>
+                </w:rPr>
+                <w:t xml:space="preserve">Figure 1</w:t>
+              </w:r>
+            </w:hyperlink>
+            <w:r>
+              <w:t xml:space="preserve">; labels give shares of at least 7 %.</w:t>
+            </w:r>
+          </w:p>
+          <w:bookmarkEnd w:id="38"/>
+        </w:tc>
+      </w:tr>
+    </w:tbl>
+    <w:bookmarkEnd w:id="39"/>
+    <w:bookmarkStart w:id="44" w:name="the-glas-age-model-ensemble"/>
+    <w:p>
+      <w:pPr>
+        <w:pStyle w:val="Heading2"/>
+      </w:pPr>
+      <w:r>
+        <w:t xml:space="preserve">The Glas age-model ensemble</w:t>
+      </w:r>
+    </w:p>
+    <w:p>
+      <w:pPr>
+        <w:pStyle w:val="FirstParagraph"/>
+      </w:pPr>
+      <w:r>
+        <w:t xml:space="preserve">The rerun Bchron ensemble reproduces the published chronology</w:t>
+      </w:r>
+      <w:r>
+        <w:t xml:space="preserve"> </w:t>
+      </w:r>
+      <w:r>
+        <w:t xml:space="preserve">(</w:t>
+      </w:r>
+      <w:hyperlink w:anchor="fig-agemodel">
+        <w:r>
+          <w:rPr>
+            <w:rStyle w:val="Hyperlink"/>
+          </w:rPr>
+          <w:t xml:space="preserve">Figure 6</w:t>
+        </w:r>
+      </w:hyperlink>
+      <w:r>
+        <w:t xml:space="preserve">). The ensemble median differs from the published ages by</w:t>
+      </w:r>
+      <w:r>
+        <w:t xml:space="preserve"> </w:t>
+      </w:r>
+      <w:r>
+        <w:t xml:space="preserve">81 yr root-mean-square and at most</w:t>
+      </w:r>
+      <w:r>
+        <w:t xml:space="preserve"> </w:t>
+      </w:r>
+      <w:r>
+        <w:t xml:space="preserve">305 yr, at 18.2 mm.</w:t>
+      </w:r>
+      <w:r>
+        <w:t xml:space="preserve"> </w:t>
+      </w:r>
+      <w:r>
+        <w:t xml:space="preserve">The median 95 % half-width is 171 yr, against</w:t>
+      </w:r>
+      <w:r>
+        <w:t xml:space="preserve"> </w:t>
+      </w:r>
+      <w:r>
+        <w:t xml:space="preserve">149 yr for the published uncertainties, and it grows to</w:t>
+      </w:r>
+      <w:r>
+        <w:t xml:space="preserve"> </w:t>
+      </w:r>
+      <w:r>
+        <w:t xml:space="preserve">766 yr at the young end of the record, where the two</w:t>
+      </w:r>
+      <w:r>
+        <w:t xml:space="preserve"> </w:t>
+      </w:r>
+      <w:r>
+        <w:t xml:space="preserve">youngest dates are 2,010 yr apart.</w:t>
+      </w:r>
+    </w:p>
+    <w:tbl>
+      <w:tblPr>
+        <w:tblStyle w:val="Table"/>
+        <w:tblW w:type="pct" w:w="5000"/>
+        <w:tblLayout w:type="fixed"/>
+        <w:tblLook w:firstRow="0" w:lastRow="0" w:firstColumn="0" w:lastColumn="0" w:noHBand="0" w:noVBand="0" w:val="0000"/>
+      </w:tblPr>
+      <w:tblGrid>
+        <w:gridCol w:w="7920"/>
+      </w:tblGrid>
+      <w:tr>
+        <w:tc>
+          <w:tcPr/>
+          <w:bookmarkStart w:id="43" w:name="fig-agemodel"/>
           <w:p>
             <w:pPr>
               <w:pStyle w:val="Compact"/>
@@ -5515,18 +7605,18 @@
                 <wp:inline>
                   <wp:extent cx="5334000" cy="3200400"/>
                   <wp:effectExtent b="0" l="0" r="0" t="0"/>
-                  <wp:docPr descr="" title="" id="23" name="Picture"/>
+                  <wp:docPr descr="" title="" id="41" name="Picture"/>
                   <a:graphic>
                     <a:graphicData uri="http://schemas.openxmlformats.org/drawingml/2006/picture">
                       <pic:pic>
                         <pic:nvPicPr>
-                          <pic:cNvPr descr="nisa_meltwater_sources_files/figure-docx/fig-agemodel-1.png" id="24" name="Picture"/>
+                          <pic:cNvPr descr="nisa_meltwater_sources_files/figure-docx/fig-agemodel-1.png" id="42" name="Picture"/>
                           <pic:cNvPicPr>
                             <a:picLocks noChangeArrowheads="1" noChangeAspect="1"/>
                           </pic:cNvPicPr>
                         </pic:nvPicPr>
                         <pic:blipFill>
-                          <a:blip r:embed="rId22"/>
+                          <a:blip r:embed="rId40"/>
                           <a:stretch>
                             <a:fillRect/>
                           </a:stretch>
@@ -5563,15 +7653,15 @@
               <w:pStyle w:val="ImageCaption"/>
             </w:pPr>
             <w:r>
-              <w:t xml:space="preserve">Figure 2: Glas age–depth model. Shading: 95 % (light) and 90 % (dark) range of the Bchron ensemble. Black line: published chronology. Points and bars: U–Th dates with their uncertainties.</w:t>
+              <w:t xml:space="preserve">Figure 6: Glas age–depth model. Shading: 95 % (light) and 90 % (dark) range of the Bchron ensemble. Black line: published chronology. Points and bars: U–Th dates with their uncertainties.</w:t>
             </w:r>
           </w:p>
-          <w:bookmarkEnd w:id="25"/>
+          <w:bookmarkEnd w:id="43"/>
         </w:tc>
       </w:tr>
     </w:tbl>
-    <w:bookmarkEnd w:id="26"/>
-    <w:bookmarkStart w:id="47" w:name="X4937b9292bb3a24c500a8675cbb40a81db7c107"/>
+    <w:bookmarkEnd w:id="44"/>
+    <w:bookmarkStart w:id="69" w:name="X4937b9292bb3a24c500a8675cbb40a81db7c107"/>
     <w:p>
       <w:pPr>
         <w:pStyle w:val="Heading2"/>
@@ -5599,7 +7689,7 @@
           <w:rPr>
             <w:rStyle w:val="Hyperlink"/>
           </w:rPr>
-          <w:t xml:space="preserve">Table 3</w:t>
+          <w:t xml:space="preserve">Table 4</w:t>
         </w:r>
       </w:hyperlink>
       <w:r>
@@ -5766,7 +7856,7 @@
       <w:tr>
         <w:tc>
           <w:tcPr/>
-          <w:bookmarkStart w:id="27" w:name="tbl-cor"/>
+          <w:bookmarkStart w:id="45" w:name="tbl-cor"/>
           <w:p>
             <w:pPr>
               <w:jc w:val="center"/>
@@ -5777,7 +7867,7 @@
               <w:pStyle w:val="ImageCaption"/>
             </w:pPr>
             <w:r>
-              <w:t xml:space="preserve">Table 3: Zero-lag kernel correlations between Glas δ¹⁸O and the GLAC-1D total and regional anomalies. Level: full series. High-pass: centennial residual after removing a 750-yr Gaussian smoother. r and p on the published chronology (p: two-sided, 300 AR(1) surrogates of Glas). Ensemble: 5–95 % range over 200 Bchron age models.</w:t>
+              <w:t xml:space="preserve">Table 4: Zero-lag kernel correlations between Glas δ¹⁸O and the GLAC-1D total and regional anomalies. Level: full series. High-pass: centennial residual after removing a 750-yr Gaussian smoother. r and p on the published chronology (p: two-sided, 300 AR(1) surrogates of Glas). Ensemble: 5–95 % range over 200 Bchron age models.</w:t>
             </w:r>
           </w:p>
           <w:tbl>
@@ -6823,7 +8913,7 @@
               </w:tc>
             </w:tr>
           </w:tbl>
-          <w:bookmarkEnd w:id="27"/>
+          <w:bookmarkEnd w:id="45"/>
           <w:p/>
         </w:tc>
       </w:tr>
@@ -6856,7 +8946,7 @@
           <w:rPr>
             <w:rStyle w:val="Hyperlink"/>
           </w:rPr>
-          <w:t xml:space="preserve">Figure 3</w:t>
+          <w:t xml:space="preserve">Figure 7</w:t>
         </w:r>
       </w:hyperlink>
       <w:r>
@@ -6958,7 +9048,7 @@
       <w:tr>
         <w:tc>
           <w:tcPr/>
-          <w:bookmarkStart w:id="31" w:name="fig-ccf"/>
+          <w:bookmarkStart w:id="49" w:name="fig-ccf"/>
           <w:p>
             <w:pPr>
               <w:pStyle w:val="Compact"/>
@@ -6969,18 +9059,18 @@
                 <wp:inline>
                   <wp:extent cx="5334000" cy="2844800"/>
                   <wp:effectExtent b="0" l="0" r="0" t="0"/>
-                  <wp:docPr descr="" title="" id="29" name="Picture"/>
+                  <wp:docPr descr="" title="" id="47" name="Picture"/>
                   <a:graphic>
                     <a:graphicData uri="http://schemas.openxmlformats.org/drawingml/2006/picture">
                       <pic:pic>
                         <pic:nvPicPr>
-                          <pic:cNvPr descr="nisa_meltwater_sources_files/figure-docx/fig-ccf-1.png" id="30" name="Picture"/>
+                          <pic:cNvPr descr="nisa_meltwater_sources_files/figure-docx/fig-ccf-1.png" id="48" name="Picture"/>
                           <pic:cNvPicPr>
                             <a:picLocks noChangeArrowheads="1" noChangeAspect="1"/>
                           </pic:cNvPicPr>
                         </pic:nvPicPr>
                         <pic:blipFill>
-                          <a:blip r:embed="rId28"/>
+                          <a:blip r:embed="rId46"/>
                           <a:stretch>
                             <a:fillRect/>
                           </a:stretch>
@@ -7017,10 +9107,10 @@
               <w:pStyle w:val="ImageCaption"/>
             </w:pPr>
             <w:r>
-              <w:t xml:space="preserve">Figure 3: Kernel cross-correlation between high-passed Glas δ¹⁸O and the high-passed GLAC-1D total anomaly. Negative lags mean Glas leads. Line: published chronology. Blue band: 5–95 % range over 200 Bchron age models. Grey band: pointwise 95 % range of 300 AR(1) surrogates. Dashed lines: family-wise 95 % threshold over all lags.</w:t>
+              <w:t xml:space="preserve">Figure 7: Kernel cross-correlation between high-passed Glas δ¹⁸O and the high-passed GLAC-1D total anomaly. Negative lags mean Glas leads. Line: published chronology. Blue band: 5–95 % range over 200 Bchron age models. Grey band: pointwise 95 % range of 300 AR(1) surrogates. Dashed lines: family-wise 95 % threshold over all lags.</w:t>
             </w:r>
           </w:p>
-          <w:bookmarkEnd w:id="31"/>
+          <w:bookmarkEnd w:id="49"/>
         </w:tc>
       </w:tr>
     </w:tbl>
@@ -7064,7 +9154,7 @@
           <w:rPr>
             <w:rStyle w:val="Hyperlink"/>
           </w:rPr>
-          <w:t xml:space="preserve">Figure 4</w:t>
+          <w:t xml:space="preserve">Figure 9</w:t>
         </w:r>
       </w:hyperlink>
       <w:r>
@@ -7081,7 +9171,7 @@
           <w:rPr>
             <w:rStyle w:val="Hyperlink"/>
           </w:rPr>
-          <w:t xml:space="preserve">Table 4</w:t>
+          <w:t xml:space="preserve">Table 5</w:t>
         </w:r>
       </w:hyperlink>
       <w:r>
@@ -7278,144 +9368,31 @@
       <w:pPr>
         <w:pStyle w:val="FirstParagraph"/>
       </w:pPr>
-      <w:hyperlink w:anchor="tbl-sens">
+      <w:hyperlink w:anchor="fig-matches">
         <w:r>
           <w:rPr>
             <w:rStyle w:val="Hyperlink"/>
           </w:rPr>
-          <w:t xml:space="preserve">Table 5</w:t>
+          <w:t xml:space="preserve">Figure 8</w:t>
         </w:r>
       </w:hyperlink>
       <w:r>
         <w:t xml:space="preserve"> </w:t>
       </w:r>
       <w:r>
-        <w:t xml:space="preserve">shows that significance depends on the tolerance. At ±200–300 yr</w:t>
-      </w:r>
-      <w:r>
-        <w:t xml:space="preserve"> </w:t>
-      </w:r>
-      <w:r>
-        <w:t xml:space="preserve">no combination reaches p &lt; 0.05. At ±500 yr the median count is significant</w:t>
-      </w:r>
-      <w:r>
-        <w:t xml:space="preserve"> </w:t>
-      </w:r>
-      <w:r>
-        <w:t xml:space="preserve">for every threshold (p = 0.043, 0.048, 0.017).</w:t>
-      </w:r>
-      <w:r>
-        <w:t xml:space="preserve"> </w:t>
-      </w:r>
-      <w:r>
-        <w:t xml:space="preserve">The offset scan (</w:t>
-      </w:r>
-      <w:hyperlink w:anchor="fig-scan">
-        <w:r>
-          <w:rPr>
-            <w:rStyle w:val="Hyperlink"/>
-          </w:rPr>
-          <w:t xml:space="preserve">Figure 5</w:t>
-        </w:r>
-      </w:hyperlink>
-      <w:r>
-        <w:t xml:space="preserve">) shows that shifting the discharge by a few hundred</w:t>
-      </w:r>
-      <w:r>
-        <w:t xml:space="preserve"> </w:t>
-      </w:r>
-      <w:r>
-        <w:t xml:space="preserve">years changes the median count between 2 and 5,</w:t>
-      </w:r>
-      <w:r>
-        <w:t xml:space="preserve"> </w:t>
-      </w:r>
-      <w:r>
-        <w:t xml:space="preserve">with no single offset clearly preferred. The alignment is therefore</w:t>
-      </w:r>
-      <w:r>
-        <w:t xml:space="preserve"> </w:t>
-      </w:r>
-      <w:r>
-        <w:t xml:space="preserve">detectable at the ~500-yr scale, which is also the scale of the combined</w:t>
-      </w:r>
-      <w:r>
-        <w:t xml:space="preserve"> </w:t>
-      </w:r>
-      <w:r>
-        <w:t xml:space="preserve">chronological uncertainty, but not at the centennial scale.</w:t>
-      </w:r>
-    </w:p>
-    <w:p>
-      <w:pPr>
-        <w:pStyle w:val="BodyText"/>
-      </w:pPr>
-      <w:r>
-        <w:rPr>
-          <w:b/>
-          <w:bCs/>
-        </w:rPr>
-        <w:t xml:space="preserve">Objective events.</w:t>
-      </w:r>
-      <w:r>
-        <w:t xml:space="preserve"> </w:t>
-      </w:r>
-      <w:r>
-        <w:t xml:space="preserve">Only 1 mean-shift breakpoint in Glas δ¹⁸O</w:t>
-      </w:r>
-      <w:r>
-        <w:t xml:space="preserve"> </w:t>
-      </w:r>
-      <w:r>
-        <w:t xml:space="preserve">exceeds what AR(1) noise produces: a</w:t>
-      </w:r>
-      <w:r>
-        <w:t xml:space="preserve"> </w:t>
-      </w:r>
-      <w:r>
-        <w:t xml:space="preserve">freshening step of</w:t>
-      </w:r>
-      <w:r>
-        <w:t xml:space="preserve"> </w:t>
-      </w:r>
-      <w:r>
-        <w:t xml:space="preserve">-1.02 ‰ at 17.95 ka, the published</w:t>
-      </w:r>
-      <w:r>
-        <w:t xml:space="preserve"> </w:t>
-      </w:r>
-      <w:r>
-        <w:t xml:space="preserve">17.8kS onset. It lies 300 yr</w:t>
-      </w:r>
-      <w:r>
-        <w:t xml:space="preserve"> </w:t>
-      </w:r>
-      <w:r>
-        <w:t xml:space="preserve">from the nearest GLAC-1D freshening pulse and is matched within ±300 yr in</w:t>
-      </w:r>
-      <w:r>
-        <w:t xml:space="preserve"> </w:t>
-      </w:r>
-      <w:r>
-        <w:t xml:space="preserve">81 % of age models. The other published events are</w:t>
-      </w:r>
-      <w:r>
-        <w:t xml:space="preserve"> </w:t>
-      </w:r>
-      <w:r>
-        <w:t xml:space="preserve">real features of Glas, but none improves the segmentation more than red noise</w:t>
-      </w:r>
-      <w:r>
-        <w:t xml:space="preserve"> </w:t>
-      </w:r>
-      <w:r>
-        <w:t xml:space="preserve">with the same persistence would. The surrogate test is</w:t>
-      </w:r>
-      <w:r>
-        <w:t xml:space="preserve"> </w:t>
-      </w:r>
-      <w:r>
-        <w:t xml:space="preserve">conservative, because the persistence estimate includes the steps themselves.</w:t>
+        <w:t xml:space="preserve">shows the six events on the Glas record, together with the</w:t>
+      </w:r>
+      <w:r>
+        <w:t xml:space="preserve"> </w:t>
+      </w:r>
+      <w:r>
+        <w:t xml:space="preserve">nearest same-sign GLAC-1D pulse and how often the match holds across the age</w:t>
+      </w:r>
+      <w:r>
+        <w:t xml:space="preserve"> </w:t>
+      </w:r>
+      <w:r>
+        <w:t xml:space="preserve">ensemble.</w:t>
       </w:r>
     </w:p>
     <w:tbl>
@@ -7431,7 +9408,55 @@
       <w:tr>
         <w:tc>
           <w:tcPr/>
-          <w:bookmarkStart w:id="32" w:name="tbl-events"/>
+          <w:bookmarkStart w:id="53" w:name="fig-matches"/>
+          <w:p>
+            <w:pPr>
+              <w:pStyle w:val="Compact"/>
+              <w:jc w:val="center"/>
+            </w:pPr>
+            <w:r>
+              <w:drawing>
+                <wp:inline>
+                  <wp:extent cx="5334000" cy="3200400"/>
+                  <wp:effectExtent b="0" l="0" r="0" t="0"/>
+                  <wp:docPr descr="" title="" id="51" name="Picture"/>
+                  <a:graphic>
+                    <a:graphicData uri="http://schemas.openxmlformats.org/drawingml/2006/picture">
+                      <pic:pic>
+                        <pic:nvPicPr>
+                          <pic:cNvPr descr="nisa_meltwater_sources_files/figure-docx/fig-matches-1.png" id="52" name="Picture"/>
+                          <pic:cNvPicPr>
+                            <a:picLocks noChangeArrowheads="1" noChangeAspect="1"/>
+                          </pic:cNvPicPr>
+                        </pic:nvPicPr>
+                        <pic:blipFill>
+                          <a:blip r:embed="rId50"/>
+                          <a:stretch>
+                            <a:fillRect/>
+                          </a:stretch>
+                        </pic:blipFill>
+                        <pic:spPr bwMode="auto">
+                          <a:xfrm>
+                            <a:off x="0" y="0"/>
+                            <a:ext cx="5334000" cy="3200400"/>
+                          </a:xfrm>
+                          <a:prstGeom prst="rect">
+                            <a:avLst/>
+                          </a:prstGeom>
+                          <a:noFill/>
+                          <a:ln w="9525">
+                            <a:noFill/>
+                            <a:headEnd/>
+                            <a:tailEnd/>
+                          </a:ln>
+                        </pic:spPr>
+                      </pic:pic>
+                    </a:graphicData>
+                  </a:graphic>
+                </wp:inline>
+              </w:drawing>
+            </w:r>
+          </w:p>
           <w:p>
             <w:pPr>
               <w:jc w:val="center"/>
@@ -7442,7 +9467,182 @@
               <w:pStyle w:val="ImageCaption"/>
             </w:pPr>
             <w:r>
-              <w:t xml:space="preserve">Table 4: Published abrupt δ¹⁸O events in Glas (Endres et al., 2026a, Table 1) and the nearest same-sign GLAC-1D pulse. Sign: −1 freshening, +1 re-salinisation. Age and offset on the published chronology, with the 5–95 % range over the Bchron ensemble in brackets. Offset: Glas age minus pulse age (positive: Glas earlier). P(match): fraction of age models with |offset| ≤ 300 yr. Where the offset range spans both signs, the nearest pulse changes between age models.</w:t>
+              <w:t xml:space="preserve">Figure 8: Which abrupt Glas shifts match a GLAC-1D discharge pulse. Grey points: Glas δ¹⁸O samples; black line: 100-yr means. Bands: the six published events, spanning their 5–95 % ensemble age range (blue freshening, orange re-salinisation); solid bands are robust matches (same-sign pulse within ±300 yr in ≥ 80 % of age models), pale dashed bands are uncertain. Triangles at the bottom: GLAC-1D pulses above 1 SD (down: freshening, up: recovery). The line from each event to its nearest same-sign pulse is labelled with the offset on the published chronology and the match probability P.</w:t>
+            </w:r>
+          </w:p>
+          <w:bookmarkEnd w:id="53"/>
+        </w:tc>
+      </w:tr>
+    </w:tbl>
+    <w:p>
+      <w:pPr>
+        <w:pStyle w:val="BodyText"/>
+      </w:pPr>
+      <w:hyperlink w:anchor="tbl-sens">
+        <w:r>
+          <w:rPr>
+            <w:rStyle w:val="Hyperlink"/>
+          </w:rPr>
+          <w:t xml:space="preserve">Table 6</w:t>
+        </w:r>
+      </w:hyperlink>
+      <w:r>
+        <w:t xml:space="preserve"> </w:t>
+      </w:r>
+      <w:r>
+        <w:t xml:space="preserve">shows that significance depends on the tolerance. At ±200–300 yr</w:t>
+      </w:r>
+      <w:r>
+        <w:t xml:space="preserve"> </w:t>
+      </w:r>
+      <w:r>
+        <w:t xml:space="preserve">no combination reaches p &lt; 0.05. At ±500 yr the median count is significant</w:t>
+      </w:r>
+      <w:r>
+        <w:t xml:space="preserve"> </w:t>
+      </w:r>
+      <w:r>
+        <w:t xml:space="preserve">for every threshold (p = 0.043, 0.048, 0.017).</w:t>
+      </w:r>
+      <w:r>
+        <w:t xml:space="preserve"> </w:t>
+      </w:r>
+      <w:r>
+        <w:t xml:space="preserve">The offset scan (</w:t>
+      </w:r>
+      <w:hyperlink w:anchor="fig-scan">
+        <w:r>
+          <w:rPr>
+            <w:rStyle w:val="Hyperlink"/>
+          </w:rPr>
+          <w:t xml:space="preserve">Figure 10</w:t>
+        </w:r>
+      </w:hyperlink>
+      <w:r>
+        <w:t xml:space="preserve">) shows that shifting the discharge by a few hundred</w:t>
+      </w:r>
+      <w:r>
+        <w:t xml:space="preserve"> </w:t>
+      </w:r>
+      <w:r>
+        <w:t xml:space="preserve">years changes the median count between 2 and 5,</w:t>
+      </w:r>
+      <w:r>
+        <w:t xml:space="preserve"> </w:t>
+      </w:r>
+      <w:r>
+        <w:t xml:space="preserve">with no single offset clearly preferred. The alignment is therefore</w:t>
+      </w:r>
+      <w:r>
+        <w:t xml:space="preserve"> </w:t>
+      </w:r>
+      <w:r>
+        <w:t xml:space="preserve">detectable at the ~500-yr scale, which is also the scale of the combined</w:t>
+      </w:r>
+      <w:r>
+        <w:t xml:space="preserve"> </w:t>
+      </w:r>
+      <w:r>
+        <w:t xml:space="preserve">chronological uncertainty, but not at the centennial scale.</w:t>
+      </w:r>
+    </w:p>
+    <w:p>
+      <w:pPr>
+        <w:pStyle w:val="BodyText"/>
+      </w:pPr>
+      <w:r>
+        <w:rPr>
+          <w:b/>
+          <w:bCs/>
+        </w:rPr>
+        <w:t xml:space="preserve">Objective events.</w:t>
+      </w:r>
+      <w:r>
+        <w:t xml:space="preserve"> </w:t>
+      </w:r>
+      <w:r>
+        <w:t xml:space="preserve">Only 1 mean-shift breakpoint in Glas δ¹⁸O</w:t>
+      </w:r>
+      <w:r>
+        <w:t xml:space="preserve"> </w:t>
+      </w:r>
+      <w:r>
+        <w:t xml:space="preserve">exceeds what AR(1) noise produces: a</w:t>
+      </w:r>
+      <w:r>
+        <w:t xml:space="preserve"> </w:t>
+      </w:r>
+      <w:r>
+        <w:t xml:space="preserve">freshening step of</w:t>
+      </w:r>
+      <w:r>
+        <w:t xml:space="preserve"> </w:t>
+      </w:r>
+      <w:r>
+        <w:t xml:space="preserve">-1.02 ‰ at 17.95 ka, the published</w:t>
+      </w:r>
+      <w:r>
+        <w:t xml:space="preserve"> </w:t>
+      </w:r>
+      <w:r>
+        <w:t xml:space="preserve">17.8kS onset. It lies 300 yr</w:t>
+      </w:r>
+      <w:r>
+        <w:t xml:space="preserve"> </w:t>
+      </w:r>
+      <w:r>
+        <w:t xml:space="preserve">from the nearest GLAC-1D freshening pulse and is matched within ±300 yr in</w:t>
+      </w:r>
+      <w:r>
+        <w:t xml:space="preserve"> </w:t>
+      </w:r>
+      <w:r>
+        <w:t xml:space="preserve">81 % of age models. The other published events are</w:t>
+      </w:r>
+      <w:r>
+        <w:t xml:space="preserve"> </w:t>
+      </w:r>
+      <w:r>
+        <w:t xml:space="preserve">real features of Glas, but none improves the segmentation more than red noise</w:t>
+      </w:r>
+      <w:r>
+        <w:t xml:space="preserve"> </w:t>
+      </w:r>
+      <w:r>
+        <w:t xml:space="preserve">with the same persistence would. The surrogate test is</w:t>
+      </w:r>
+      <w:r>
+        <w:t xml:space="preserve"> </w:t>
+      </w:r>
+      <w:r>
+        <w:t xml:space="preserve">conservative, because the persistence estimate includes the steps themselves.</w:t>
+      </w:r>
+    </w:p>
+    <w:tbl>
+      <w:tblPr>
+        <w:tblStyle w:val="Table"/>
+        <w:tblW w:type="pct" w:w="5000"/>
+        <w:tblLayout w:type="fixed"/>
+        <w:tblLook w:firstRow="0" w:lastRow="0" w:firstColumn="0" w:lastColumn="0" w:noHBand="0" w:noVBand="0" w:val="0000"/>
+      </w:tblPr>
+      <w:tblGrid>
+        <w:gridCol w:w="7920"/>
+      </w:tblGrid>
+      <w:tr>
+        <w:tc>
+          <w:tcPr/>
+          <w:bookmarkStart w:id="54" w:name="tbl-events"/>
+          <w:p>
+            <w:pPr>
+              <w:jc w:val="center"/>
+            </w:pPr>
+            <w:pPr>
+              <w:jc w:val="left"/>
+              <w:spacing w:before="200"/>
+              <w:pStyle w:val="ImageCaption"/>
+            </w:pPr>
+            <w:r>
+              <w:t xml:space="preserve">Table 5: Published abrupt δ¹⁸O events in Glas (Endres et al., 2026a, Table 1) and the nearest same-sign GLAC-1D pulse. Sign: −1 freshening, +1 re-salinisation. Age and offset on the published chronology, with the 5–95 % range over the Bchron ensemble in brackets. Offset: Glas age minus pulse age (positive: Glas earlier). P(match): fraction of age models with |offset| ≤ 300 yr. Where the offset range spans both signs, the nearest pulse changes between age models.</w:t>
             </w:r>
           </w:p>
           <w:tbl>
@@ -8116,7 +10316,7 @@
               </w:tc>
             </w:tr>
           </w:tbl>
-          <w:bookmarkEnd w:id="32"/>
+          <w:bookmarkEnd w:id="54"/>
           <w:p/>
         </w:tc>
       </w:tr>
@@ -8142,7 +10342,7 @@
       <w:tr>
         <w:tc>
           <w:tcPr/>
-          <w:bookmarkStart w:id="33" w:name="tbl-sens"/>
+          <w:bookmarkStart w:id="55" w:name="tbl-sens"/>
           <w:p>
             <w:pPr>
               <w:jc w:val="center"/>
@@ -8153,7 +10353,7 @@
               <w:pStyle w:val="ImageCaption"/>
             </w:pPr>
             <w:r>
-              <w:t xml:space="preserve">Table 5: Sensitivity of event matching (six published events) to the pulse threshold (k SD of 100-yr changes in the GLAC-1D total anomaly) and the tolerance. Matched: median and 5–95 % range over the age ensemble. Null mean and p from 2,000 random placements. Sig. models: fraction of age models with p &lt; 0.05.</w:t>
+              <w:t xml:space="preserve">Table 6: Sensitivity of event matching (six published events) to the pulse threshold (k SD of 100-yr changes in the GLAC-1D total anomaly) and the tolerance. Matched: median and 5–95 % range over the age ensemble. Null mean and p from 2,000 random placements. Sig. models: fraction of age models with p &lt; 0.05.</w:t>
             </w:r>
           </w:p>
           <w:tbl>
@@ -9106,7 +11306,7 @@
               </w:tc>
             </w:tr>
           </w:tbl>
-          <w:bookmarkEnd w:id="33"/>
+          <w:bookmarkEnd w:id="55"/>
           <w:p/>
         </w:tc>
       </w:tr>
@@ -9124,7 +11324,7 @@
       <w:tr>
         <w:tc>
           <w:tcPr/>
-          <w:bookmarkStart w:id="37" w:name="fig-series"/>
+          <w:bookmarkStart w:id="59" w:name="fig-series"/>
           <w:p>
             <w:pPr>
               <w:pStyle w:val="Compact"/>
@@ -9135,18 +11335,18 @@
                 <wp:inline>
                   <wp:extent cx="5334000" cy="4724400"/>
                   <wp:effectExtent b="0" l="0" r="0" t="0"/>
-                  <wp:docPr descr="" title="" id="35" name="Picture"/>
+                  <wp:docPr descr="" title="" id="57" name="Picture"/>
                   <a:graphic>
                     <a:graphicData uri="http://schemas.openxmlformats.org/drawingml/2006/picture">
                       <pic:pic>
                         <pic:nvPicPr>
-                          <pic:cNvPr descr="nisa_meltwater_sources_files/figure-docx/fig-series-1.png" id="36" name="Picture"/>
+                          <pic:cNvPr descr="nisa_meltwater_sources_files/figure-docx/fig-series-1.png" id="58" name="Picture"/>
                           <pic:cNvPicPr>
                             <a:picLocks noChangeArrowheads="1" noChangeAspect="1"/>
                           </pic:cNvPicPr>
                         </pic:nvPicPr>
                         <pic:blipFill>
-                          <a:blip r:embed="rId34"/>
+                          <a:blip r:embed="rId56"/>
                           <a:stretch>
                             <a:fillRect/>
                           </a:stretch>
@@ -9183,10 +11383,10 @@
               <w:pStyle w:val="ImageCaption"/>
             </w:pPr>
             <w:r>
-              <w:t xml:space="preserve">Figure 4: Glas δ¹⁸O (top; grey points on the published chronology, black line 100-yr means) and the total source anomaly of GLAC-1D (middle) and ICE-6G (bottom). Shaded bars: published events, spanning the 5–95 % ensemble age range (blue freshening, orange re-salinisation). Triangles: GLAC-1D pulses above 1 SD (down: freshening, up: recovery).</w:t>
+              <w:t xml:space="preserve">Figure 9: Glas δ¹⁸O (top; grey points on the published chronology, black line 100-yr means) and the total source anomaly of GLAC-1D (middle) and ICE-6G (bottom). Shaded bars: published events, spanning the 5–95 % ensemble age range (blue freshening, orange re-salinisation). Triangles: GLAC-1D pulses above 1 SD (down: freshening, up: recovery).</w:t>
             </w:r>
           </w:p>
-          <w:bookmarkEnd w:id="37"/>
+          <w:bookmarkEnd w:id="59"/>
         </w:tc>
       </w:tr>
     </w:tbl>
@@ -9203,7 +11403,7 @@
       <w:tr>
         <w:tc>
           <w:tcPr/>
-          <w:bookmarkStart w:id="41" w:name="fig-scan"/>
+          <w:bookmarkStart w:id="63" w:name="fig-scan"/>
           <w:p>
             <w:pPr>
               <w:pStyle w:val="Compact"/>
@@ -9214,18 +11414,18 @@
                 <wp:inline>
                   <wp:extent cx="5334000" cy="2909454"/>
                   <wp:effectExtent b="0" l="0" r="0" t="0"/>
-                  <wp:docPr descr="" title="" id="39" name="Picture"/>
+                  <wp:docPr descr="" title="" id="61" name="Picture"/>
                   <a:graphic>
                     <a:graphicData uri="http://schemas.openxmlformats.org/drawingml/2006/picture">
                       <pic:pic>
                         <pic:nvPicPr>
-                          <pic:cNvPr descr="nisa_meltwater_sources_files/figure-docx/fig-scan-1.png" id="40" name="Picture"/>
+                          <pic:cNvPr descr="nisa_meltwater_sources_files/figure-docx/fig-scan-1.png" id="62" name="Picture"/>
                           <pic:cNvPicPr>
                             <a:picLocks noChangeArrowheads="1" noChangeAspect="1"/>
                           </pic:cNvPicPr>
                         </pic:nvPicPr>
                         <pic:blipFill>
-                          <a:blip r:embed="rId38"/>
+                          <a:blip r:embed="rId60"/>
                           <a:stretch>
                             <a:fillRect/>
                           </a:stretch>
@@ -9262,10 +11462,10 @@
               <w:pStyle w:val="ImageCaption"/>
             </w:pPr>
             <w:r>
-              <w:t xml:space="preserve">Figure 5: Number of the six published Glas events matched by a same-sign GLAC-1D pulse within ±300 yr when the discharge series is shifted in time (positive: discharge moved older). Points: published chronology. Line and band: median and 5–95 % range over the age ensemble. Dashed line: mean of the random-placement null.</w:t>
+              <w:t xml:space="preserve">Figure 10: Number of the six published Glas events matched by a same-sign GLAC-1D pulse within ±300 yr when the discharge series is shifted in time (positive: discharge moved older). Points: published chronology. Line and band: median and 5–95 % range over the age ensemble. Dashed line: mean of the random-placement null.</w:t>
             </w:r>
           </w:p>
-          <w:bookmarkEnd w:id="41"/>
+          <w:bookmarkEnd w:id="63"/>
         </w:tc>
       </w:tr>
     </w:tbl>
@@ -9318,7 +11518,7 @@
           <w:rPr>
             <w:rStyle w:val="Hyperlink"/>
           </w:rPr>
-          <w:t xml:space="preserve">Figure 6</w:t>
+          <w:t xml:space="preserve">Figure 11</w:t>
         </w:r>
       </w:hyperlink>
       <w:r>
@@ -9368,7 +11568,7 @@
       <w:tr>
         <w:tc>
           <w:tcPr/>
-          <w:bookmarkStart w:id="45" w:name="fig-sea"/>
+          <w:bookmarkStart w:id="67" w:name="fig-sea"/>
           <w:p>
             <w:pPr>
               <w:pStyle w:val="Compact"/>
@@ -9379,18 +11579,18 @@
                 <wp:inline>
                   <wp:extent cx="5334000" cy="2297723"/>
                   <wp:effectExtent b="0" l="0" r="0" t="0"/>
-                  <wp:docPr descr="" title="" id="43" name="Picture"/>
+                  <wp:docPr descr="" title="" id="65" name="Picture"/>
                   <a:graphic>
                     <a:graphicData uri="http://schemas.openxmlformats.org/drawingml/2006/picture">
                       <pic:pic>
                         <pic:nvPicPr>
-                          <pic:cNvPr descr="nisa_meltwater_sources_files/figure-docx/fig-sea-1.png" id="44" name="Picture"/>
+                          <pic:cNvPr descr="nisa_meltwater_sources_files/figure-docx/fig-sea-1.png" id="66" name="Picture"/>
                           <pic:cNvPicPr>
                             <a:picLocks noChangeArrowheads="1" noChangeAspect="1"/>
                           </pic:cNvPicPr>
                         </pic:nvPicPr>
                         <pic:blipFill>
-                          <a:blip r:embed="rId42"/>
+                          <a:blip r:embed="rId64"/>
                           <a:stretch>
                             <a:fillRect/>
                           </a:stretch>
@@ -9427,10 +11627,10 @@
               <w:pStyle w:val="ImageCaption"/>
             </w:pPr>
             <w:r>
-              <w:t xml:space="preserve">Figure 6: Superposed epoch composites of Glas δ¹⁸O around GLAC-1D freshening pulses (left) and recoveries (right), relative to the 500-yr pre-pulse mean. Line and blue band: median and 5–95 % range over the age ensemble. Grey band: 5–95 % range for random pulse times.</w:t>
+              <w:t xml:space="preserve">Figure 11: Superposed epoch composites of Glas δ¹⁸O around GLAC-1D freshening pulses (left) and recoveries (right), relative to the 500-yr pre-pulse mean. Line and blue band: median and 5–95 % range over the age ensemble. Grey band: 5–95 % range for random pulse times.</w:t>
             </w:r>
           </w:p>
-          <w:bookmarkEnd w:id="45"/>
+          <w:bookmarkEnd w:id="67"/>
         </w:tc>
       </w:tr>
     </w:tbl>
@@ -9468,7 +11668,7 @@
           <w:rPr>
             <w:rStyle w:val="Hyperlink"/>
           </w:rPr>
-          <w:t xml:space="preserve">Table 6</w:t>
+          <w:t xml:space="preserve">Table 7</w:t>
         </w:r>
       </w:hyperlink>
       <w:r>
@@ -9518,7 +11718,7 @@
       <w:tr>
         <w:tc>
           <w:tcPr/>
-          <w:bookmarkStart w:id="46" w:name="tbl-detect"/>
+          <w:bookmarkStart w:id="68" w:name="tbl-detect"/>
           <w:p>
             <w:pPr>
               <w:jc w:val="center"/>
@@ -9529,7 +11729,7 @@
               <w:pStyle w:val="ImageCaption"/>
             </w:pPr>
             <w:r>
-              <w:t xml:space="preserve">Table 6: Zero-lag kernel correlation expected between synthetic Glas series (signal fraction of the variance from the high-passed GLAC-1D total, remainder AR(1) noise with Glas persistence) and the GLAC-1D total, from 100 realisations each. Observed: 5–95 % range over the age ensemble.</w:t>
+              <w:t xml:space="preserve">Table 7: Zero-lag kernel correlation expected between synthetic Glas series (signal fraction of the variance from the high-passed GLAC-1D total, remainder AR(1) noise with Glas persistence) and the GLAC-1D total, from 100 realisations each. Observed: 5–95 % range over the age ensemble.</w:t>
             </w:r>
           </w:p>
           <w:tbl>
@@ -9834,7 +12034,7 @@
               </w:tc>
             </w:tr>
           </w:tbl>
-          <w:bookmarkEnd w:id="46"/>
+          <w:bookmarkEnd w:id="68"/>
           <w:p/>
         </w:tc>
       </w:tr>
@@ -9885,16 +12085,16 @@
           <w:rPr>
             <w:rStyle w:val="Hyperlink"/>
           </w:rPr>
-          <w:t xml:space="preserve">Figure 4</w:t>
+          <w:t xml:space="preserve">Figure 9</w:t>
         </w:r>
       </w:hyperlink>
       <w:r>
         <w:t xml:space="preserve">).</w:t>
       </w:r>
     </w:p>
-    <w:bookmarkEnd w:id="47"/>
-    <w:bookmarkEnd w:id="48"/>
-    <w:bookmarkStart w:id="49" w:name="answer"/>
+    <w:bookmarkEnd w:id="69"/>
+    <w:bookmarkEnd w:id="70"/>
+    <w:bookmarkStart w:id="71" w:name="answer"/>
     <w:p>
       <w:pPr>
         <w:pStyle w:val="Heading1"/>
@@ -9968,6 +12168,42 @@
       <w:r>
         <w:t xml:space="preserve">full series, both reconstructions put LAU_Arctic first.</w:t>
       </w:r>
+      <w:r>
+        <w:t xml:space="preserve"> </w:t>
+      </w:r>
+      <w:r>
+        <w:t xml:space="preserve">Weighted by transport to NISA, the answer shifts toward regions that reach the</w:t>
+      </w:r>
+      <w:r>
+        <w:t xml:space="preserve"> </w:t>
+      </w:r>
+      <w:r>
+        <w:t xml:space="preserve">cave efficiently. In GLAC-1D, EIS_BayOfBiscay becomes the</w:t>
+      </w:r>
+      <w:r>
+        <w:t xml:space="preserve"> </w:t>
+      </w:r>
+      <w:r>
+        <w:t xml:space="preserve">most important region at NISA (33–34 %</w:t>
+      </w:r>
+      <w:r>
+        <w:t xml:space="preserve"> </w:t>
+      </w:r>
+      <w:r>
+        <w:t xml:space="preserve">of the site anomaly in the two AMOC modes). In ICE-6G it remains</w:t>
+      </w:r>
+      <w:r>
+        <w:t xml:space="preserve"> </w:t>
+      </w:r>
+      <w:r>
+        <w:t xml:space="preserve">LAU_GulfOfMexico</w:t>
+      </w:r>
+      <w:r>
+        <w:t xml:space="preserve"> </w:t>
+      </w:r>
+      <w:r>
+        <w:t xml:space="preserve">(30–44 %).</w:t>
+      </w:r>
     </w:p>
     <w:p>
       <w:pPr>
@@ -10014,7 +12250,25 @@
         <w:t xml:space="preserve"> </w:t>
       </w:r>
       <w:r>
-        <w:t xml:space="preserve">variability comes from a few short pulses.</w:t>
+        <w:t xml:space="preserve">variability comes from a few short pulses. At NISA, after transport</w:t>
+      </w:r>
+      <w:r>
+        <w:t xml:space="preserve"> </w:t>
+      </w:r>
+      <w:r>
+        <w:t xml:space="preserve">weighting, the most variable contribution is</w:t>
+      </w:r>
+      <w:r>
+        <w:t xml:space="preserve"> </w:t>
+      </w:r>
+      <w:r>
+        <w:t xml:space="preserve">EIS_BayOfBiscay in GLAC-1D and</w:t>
+      </w:r>
+      <w:r>
+        <w:t xml:space="preserve"> </w:t>
+      </w:r>
+      <w:r>
+        <w:t xml:space="preserve">LAU_GulfOfMexico in ICE-6G.</w:t>
       </w:r>
     </w:p>
     <w:p>
@@ -10275,8 +12529,8 @@
         <w:t xml:space="preserve">alignment at the ~500-yr scale can.</w:t>
       </w:r>
     </w:p>
-    <w:bookmarkEnd w:id="49"/>
-    <w:bookmarkStart w:id="50" w:name="caveats"/>
+    <w:bookmarkEnd w:id="71"/>
+    <w:bookmarkStart w:id="72" w:name="caveats"/>
     <w:p>
       <w:pPr>
         <w:pStyle w:val="Heading1"/>
@@ -10298,55 +12552,55 @@
           <w:b/>
           <w:bCs/>
         </w:rPr>
-        <w:t xml:space="preserve">Forcing, not NISA response.</w:t>
-      </w:r>
-      <w:r>
-        <w:t xml:space="preserve"> </w:t>
-      </w:r>
-      <w:r>
-        <w:t xml:space="preserve">The anomalies are source-region forcing.</w:t>
-      </w:r>
-      <w:r>
-        <w:t xml:space="preserve"> </w:t>
-      </w:r>
-      <w:r>
-        <w:t xml:space="preserve">Transport to NISA is efficient from the Bay of Biscay and Norwegian Sea and</w:t>
-      </w:r>
-      <w:r>
-        <w:t xml:space="preserve"> </w:t>
-      </w:r>
-      <w:r>
-        <w:t xml:space="preserve">weak from the Arctic sectors, and it depends on the AMOC mode (Endres et</w:t>
-      </w:r>
-      <w:r>
-        <w:t xml:space="preserve"> </w:t>
-      </w:r>
-      <w:r>
-        <w:t xml:space="preserve">al., 2026b; in prep.). Weighting by transport would shift importance toward</w:t>
-      </w:r>
-      <w:r>
-        <w:t xml:space="preserve"> </w:t>
-      </w:r>
-      <w:r>
-        <w:t xml:space="preserve">the European sectors. The draft reproduces the 14.7 ka case as AMOC</w:t>
-      </w:r>
-      <w:r>
-        <w:t xml:space="preserve"> </w:t>
-      </w:r>
-      <w:r>
-        <w:t xml:space="preserve">recovery cancelling the Meltwater Pulse 1A anomaly at NISA. The most direct</w:t>
-      </w:r>
-      <w:r>
-        <w:t xml:space="preserve"> </w:t>
-      </w:r>
-      <w:r>
-        <w:t xml:space="preserve">test would compare Glas with the convolved NISA series, which is not in the</w:t>
-      </w:r>
-      <w:r>
-        <w:t xml:space="preserve"> </w:t>
-      </w:r>
-      <w:r>
-        <w:t xml:space="preserve">repository.</w:t>
+        <w:t xml:space="preserve">Equilibrium transport, one AMOC mode at a time.</w:t>
+      </w:r>
+      <w:r>
+        <w:t xml:space="preserve"> </w:t>
+      </w:r>
+      <w:r>
+        <w:t xml:space="preserve">The alignment tests</w:t>
+      </w:r>
+      <w:r>
+        <w:t xml:space="preserve"> </w:t>
+      </w:r>
+      <w:r>
+        <w:t xml:space="preserve">use the source-region forcing. The site anomalies use equilibrium</w:t>
+      </w:r>
+      <w:r>
+        <w:t xml:space="preserve"> </w:t>
+      </w:r>
+      <w:r>
+        <w:t xml:space="preserve">transport weights (Endres et al., 2026b), which ignore transit times and</w:t>
+      </w:r>
+      <w:r>
+        <w:t xml:space="preserve"> </w:t>
+      </w:r>
+      <w:r>
+        <w:t xml:space="preserve">hold the AMOC mode fixed. The forward-model draft (in prep.) switches modes</w:t>
+      </w:r>
+      <w:r>
+        <w:t xml:space="preserve"> </w:t>
+      </w:r>
+      <w:r>
+        <w:t xml:space="preserve">through the deglaciation and reproduces the 14.7 ka case as AMOC recovery</w:t>
+      </w:r>
+      <w:r>
+        <w:t xml:space="preserve"> </w:t>
+      </w:r>
+      <w:r>
+        <w:t xml:space="preserve">cancelling the Meltwater Pulse 1A anomaly at NISA, which neither approach</w:t>
+      </w:r>
+      <w:r>
+        <w:t xml:space="preserve"> </w:t>
+      </w:r>
+      <w:r>
+        <w:t xml:space="preserve">here can capture. The most direct test would compare Glas with the</w:t>
+      </w:r>
+      <w:r>
+        <w:t xml:space="preserve"> </w:t>
+      </w:r>
+      <w:r>
+        <w:t xml:space="preserve">convolved NISA series, which is not in the repository.</w:t>
       </w:r>
     </w:p>
     <w:p>
@@ -10445,8 +12699,8 @@
         <w:t xml:space="preserve">a resolution of about 0.003.</w:t>
       </w:r>
     </w:p>
-    <w:bookmarkEnd w:id="50"/>
-    <w:bookmarkStart w:id="51" w:name="references"/>
+    <w:bookmarkEnd w:id="72"/>
+    <w:bookmarkStart w:id="73" w:name="references"/>
     <w:p>
       <w:pPr>
         <w:pStyle w:val="Heading1"/>
@@ -10818,7 +13072,7 @@
         <w:t xml:space="preserve">, 7(2), 1–38.</w:t>
       </w:r>
     </w:p>
-    <w:bookmarkEnd w:id="51"/>
+    <w:bookmarkEnd w:id="73"/>
     <w:sectPr>
       <w:footnotePr>
         <w:numRestart w:val="eachSect"/>
